--- a/eng/docx/12.content.docx
+++ b/eng/docx/12.content.docx
@@ -19,7 +19,7 @@
         <w:rPr>
           <w:lang w:val="en_US" w:bidi="en_US"/>
         </w:rPr>
-        <w:t>Resource: Study Notes - Book Intros (Tyndale)</w:t>
+        <w:t>Resource: Tyndale Open Study Notes</w:t>
       </w:r>
       <w:r>
         <w:rPr>
@@ -112,7 +112,7 @@
         <w:rPr>
           <w:lang w:val="en_US" w:bidi="en_US"/>
         </w:rPr>
-        <w:t>Study Notes - Book Intros (Tyndale)</w:t>
+        <w:t>Tyndale Open Study Notes</w:t>
       </w:r>
     </w:p>
     <w:p>

--- a/eng/docx/12.content.docx
+++ b/eng/docx/12.content.docx
@@ -231,7 +231,7 @@
         <w:rPr>
           <w:lang w:val="en_US" w:bidi="en_US"/>
         </w:rPr>
-        <w:t>The book of 2 Kings is filled with leaders who did not learn from the past. By virtue of their spiritual failure, these kings brought doom upon themselves and their nation. However, there are also sparkling examples of people who put God and his word first and enjoyed the blessings God promised. Reading the accounts of the kings’ lives inspires us to avoid their mistakes and to enjoy the blessings that God promises to those who love and serve him.</w:t>
+        <w:t>The book of 2 Kings tells about many leaders who did not learn from the mistakes of those who came before them. Because they turned away from God, these kings brought judgment on themselves and their nation. At the same time, the book includes inspiring examples of people who honored God and obeyed his word. They experienced the blessings God had promised. As we learn about the lives of these kings and leaders, we can learn to avoid their mistakes and enjoy the blessings God gives to those who love and serve him.</w:t>
       </w:r>
     </w:p>
     <w:p>
@@ -256,7 +256,7 @@
         <w:rPr>
           <w:lang w:val="en_US" w:bidi="en_US"/>
         </w:rPr>
-        <w:t>The book of 2 Kings continues the story of Israel’s divided monarchy, picking up where 1 Kings ends, with Ahaziah reigning over the northern kingdom of Israel and Jehoshaphat ruling in the southern kingdom of Judah. The account traces the fortunes of the two kingdoms to their respective ends—the northern kingdom in 722 BC, the southern kingdom in 586 BC.</w:t>
+        <w:t>The book of 2 Kings continues the story of the divided kingdoms of Israel and Judah. It begins where 1 Kings ends, with Ahaziah ruling the northern kingdom of Israel and Jehoshaphat ruling the southern kingdom of Judah. The book follows the history of both kingdoms until they came to an end. The northern kingdom fell in 722 BC, and the southern kingdom fell in 586 BC.</w:t>
       </w:r>
     </w:p>
     <w:p>
@@ -281,7 +281,29 @@
         <w:rPr>
           <w:lang w:val="en_US" w:bidi="en_US"/>
         </w:rPr>
-        <w:t xml:space="preserve">The book of 2 Kings is structured around the reigns of the kings of Israel and Judah. Four different periods are covered: (1) the closing years of the northern kingdom’s third dynasty (853–841 BC, </w:t>
+        <w:t>The book of 2 Kings is organized around the reigns of the kings of Israel and Judah. It covers four main periods:</w:t>
+      </w:r>
+    </w:p>
+    <w:p>
+      <w:pPr>
+        <w:pStyle w:val="ListNumber"/>
+        <w:numPr>
+          <w:ilvl w:val="0"/>
+          <w:numId w:val="14"/>
+        </w:numPr>
+        <w:spacing w:line="240" w:lineRule="auto"/>
+        <w:ind w:left="720"/>
+      </w:pPr>
+      <w:r>
+        <w:rPr>
+          <w:lang w:val="en_US" w:bidi="en_US"/>
+        </w:rPr>
+      </w:r>
+      <w:r>
+        <w:rPr>
+          <w:lang w:val="en_US" w:bidi="en_US"/>
+        </w:rPr>
+        <w:t xml:space="preserve">the final years of the northern kingdom's third family line of kings (853–841 BC, </w:t>
       </w:r>
       <w:hyperlink r:id="rId13">
         <w:r>
@@ -299,7 +321,25 @@
         <w:rPr>
           <w:lang w:val="en_US" w:bidi="en_US"/>
         </w:rPr>
-        <w:t xml:space="preserve">), (2) the era of the northern kingdom’s fourth dynasty (841–752 BC, </w:t>
+        <w:t xml:space="preserve">), </w:t>
+      </w:r>
+    </w:p>
+    <w:p>
+      <w:pPr>
+        <w:pStyle w:val="ListNumber"/>
+        <w:spacing w:line="240" w:lineRule="auto"/>
+        <w:ind w:left="720"/>
+      </w:pPr>
+      <w:r>
+        <w:rPr>
+          <w:lang w:val="en_US" w:bidi="en_US"/>
+        </w:rPr>
+      </w:r>
+      <w:r>
+        <w:rPr>
+          <w:lang w:val="en_US" w:bidi="en_US"/>
+        </w:rPr>
+        <w:t xml:space="preserve">the time of the northern kingdom's fourth family line of kings (841–752 BC, </w:t>
       </w:r>
       <w:hyperlink r:id="rId14">
         <w:r>
@@ -317,7 +357,25 @@
         <w:rPr>
           <w:lang w:val="en_US" w:bidi="en_US"/>
         </w:rPr>
-        <w:t xml:space="preserve">), (3) the period of the northern kingdom’s decline and fall (752–722 BC, </w:t>
+        <w:t>),</w:t>
+      </w:r>
+    </w:p>
+    <w:p>
+      <w:pPr>
+        <w:pStyle w:val="ListNumber"/>
+        <w:spacing w:line="240" w:lineRule="auto"/>
+        <w:ind w:left="720"/>
+      </w:pPr>
+      <w:r>
+        <w:rPr>
+          <w:lang w:val="en_US" w:bidi="en_US"/>
+        </w:rPr>
+      </w:r>
+      <w:r>
+        <w:rPr>
+          <w:lang w:val="en_US" w:bidi="en_US"/>
+        </w:rPr>
+        <w:t xml:space="preserve">the decline and fall of the northern kingdom (752–722 BC, </w:t>
       </w:r>
       <w:hyperlink r:id="rId15">
         <w:r>
@@ -335,7 +393,25 @@
         <w:rPr>
           <w:lang w:val="en_US" w:bidi="en_US"/>
         </w:rPr>
-        <w:t xml:space="preserve">), and (4) the final era of the southern kingdom (722–586 BC, </w:t>
+        <w:t>), and</w:t>
+      </w:r>
+    </w:p>
+    <w:p>
+      <w:pPr>
+        <w:pStyle w:val="ListNumber"/>
+        <w:spacing w:line="240" w:lineRule="auto"/>
+        <w:ind w:left="720"/>
+      </w:pPr>
+      <w:r>
+        <w:rPr>
+          <w:lang w:val="en_US" w:bidi="en_US"/>
+        </w:rPr>
+      </w:r>
+      <w:r>
+        <w:rPr>
+          <w:lang w:val="en_US" w:bidi="en_US"/>
+        </w:rPr>
+        <w:t xml:space="preserve">the final years of the southern kingdom (722–586 BC, </w:t>
       </w:r>
       <w:hyperlink r:id="rId16">
         <w:r>
@@ -367,7 +443,7 @@
         <w:rPr>
           <w:lang w:val="en_US" w:bidi="en_US"/>
         </w:rPr>
-        <w:t>The book begins with an accident that caused the death of King Ahaziah of Israel (</w:t>
+        <w:t>The book begins with the death of King Ahaziah of Israel after an accident (</w:t>
       </w:r>
       <w:hyperlink r:id="rId17">
         <w:r>
@@ -385,7 +461,7 @@
         <w:rPr>
           <w:lang w:val="en_US" w:bidi="en_US"/>
         </w:rPr>
-        <w:t>) and with the closing event of Elijah’s life, when God took him into heaven (</w:t>
+        <w:t>). It also records the end of Elijah’s earthly ministry, when God took him up to heaven (</w:t>
       </w:r>
       <w:hyperlink r:id="rId18">
         <w:r>
@@ -403,7 +479,7 @@
         <w:rPr>
           <w:lang w:val="en_US" w:bidi="en_US"/>
         </w:rPr>
-        <w:t>). The prophetic mantle passed to Elisha, whose miracles and advice occupy the next several chapters (</w:t>
+        <w:t>). Elijah’s role as prophet then passed to Elisha. The next several chapters focus on Elisha’s miracles and his guidance to kings and others (</w:t>
       </w:r>
       <w:hyperlink r:id="rId19">
         <w:r>
@@ -453,7 +529,7 @@
         <w:rPr>
           <w:lang w:val="en_US" w:bidi="en_US"/>
         </w:rPr>
-        <w:t>The reigns of kings Jehoram and Ahaziah of Judah (</w:t>
+        <w:t>The reigns of Jehoram and Ahaziah, kings of Judah, bring the story to the important year of 841 BC (</w:t>
       </w:r>
       <w:hyperlink r:id="rId21">
         <w:r>
@@ -471,7 +547,7 @@
         <w:rPr>
           <w:lang w:val="en_US" w:bidi="en_US"/>
         </w:rPr>
-        <w:t>) bring the account to the pivotal year of 841 BC, when Jehu killed kings Joram and Ahaziah. Jehu also executed Jezebel, the surviving members of Ahab’s family, and the officials who worshiped Baal (</w:t>
+        <w:t>). In that year, Jehu killed Joram, king of Israel, and Ahaziah, king of Judah. He also put Jezebel to death, killed the remaining members of Ahab’s family, and executed the officials who worshiped Baal, a false god worshiped by many people in the region (</w:t>
       </w:r>
       <w:hyperlink r:id="rId22">
         <w:r>
@@ -483,60 +559,6 @@
             <w:u w:val="single"/>
           </w:rPr>
           <w:t>9:11–10:29</w:t>
-        </w:r>
-      </w:hyperlink>
-      <w:r>
-        <w:rPr>
-          <w:lang w:val="en_US" w:bidi="en_US"/>
-        </w:rPr>
-        <w:t>). So Jehu’s twenty-eight-year reign began (</w:t>
-      </w:r>
-      <w:hyperlink r:id="rId23">
-        <w:r>
-          <w:rPr>
-            <w:lang w:val="en_US" w:bidi="en_US"/>
-          </w:rPr>
-          <w:rPr>
-            <w:color w:val="0000EE"/>
-            <w:u w:val="single"/>
-          </w:rPr>
-          <w:t>10:30–36</w:t>
-        </w:r>
-      </w:hyperlink>
-      <w:r>
-        <w:rPr>
-          <w:lang w:val="en_US" w:bidi="en_US"/>
-        </w:rPr>
-        <w:t>). At the same time Athaliah (</w:t>
-      </w:r>
-      <w:hyperlink r:id="rId24">
-        <w:r>
-          <w:rPr>
-            <w:lang w:val="en_US" w:bidi="en_US"/>
-          </w:rPr>
-          <w:rPr>
-            <w:color w:val="0000EE"/>
-            <w:u w:val="single"/>
-          </w:rPr>
-          <w:t>11:1–20</w:t>
-        </w:r>
-      </w:hyperlink>
-      <w:r>
-        <w:rPr>
-          <w:lang w:val="en_US" w:bidi="en_US"/>
-        </w:rPr>
-        <w:t>) usurped the throne of Judah and reigned for six years until those loyal to David’s line installed young Joash as king (</w:t>
-      </w:r>
-      <w:hyperlink r:id="rId25">
-        <w:r>
-          <w:rPr>
-            <w:lang w:val="en_US" w:bidi="en_US"/>
-          </w:rPr>
-          <w:rPr>
-            <w:color w:val="0000EE"/>
-            <w:u w:val="single"/>
-          </w:rPr>
-          <w:t>12:1–21</w:t>
         </w:r>
       </w:hyperlink>
       <w:r>
@@ -557,90 +579,54 @@
         <w:rPr>
           <w:lang w:val="en_US" w:bidi="en_US"/>
         </w:rPr>
-        <w:t>The twin kingdoms enjoyed prosperity for a time (</w:t>
-      </w:r>
-      <w:hyperlink r:id="rId26">
-        <w:r>
-          <w:rPr>
-            <w:lang w:val="en_US" w:bidi="en_US"/>
-          </w:rPr>
-          <w:rPr>
-            <w:color w:val="0000EE"/>
-            <w:u w:val="single"/>
-          </w:rPr>
-          <w:t>14:23–15:7</w:t>
-        </w:r>
-      </w:hyperlink>
-      <w:r>
-        <w:rPr>
-          <w:lang w:val="en_US" w:bidi="en_US"/>
-        </w:rPr>
-        <w:t>), but the northern kingdom continued to do evil and entered its decline: Zechariah’s assassination (</w:t>
-      </w:r>
-      <w:hyperlink r:id="rId27">
-        <w:r>
-          <w:rPr>
-            <w:lang w:val="en_US" w:bidi="en_US"/>
-          </w:rPr>
-          <w:rPr>
-            <w:color w:val="0000EE"/>
-            <w:u w:val="single"/>
-          </w:rPr>
-          <w:t>15:8–12</w:t>
-        </w:r>
-      </w:hyperlink>
-      <w:r>
-        <w:rPr>
-          <w:lang w:val="en_US" w:bidi="en_US"/>
-        </w:rPr>
-        <w:t>) was followed by the short reigns of Shallum, Menahem, Pekahiah, Pekah, and Hoshea (</w:t>
-      </w:r>
-      <w:hyperlink r:id="rId28">
-        <w:r>
-          <w:rPr>
-            <w:lang w:val="en_US" w:bidi="en_US"/>
-          </w:rPr>
-          <w:rPr>
-            <w:color w:val="0000EE"/>
-            <w:u w:val="single"/>
-          </w:rPr>
-          <w:t>15:13–17:2</w:t>
-        </w:r>
-      </w:hyperlink>
-      <w:r>
-        <w:rPr>
-          <w:lang w:val="en_US" w:bidi="en_US"/>
-        </w:rPr>
-        <w:t>). Hoshea, Israel’s last king (732–722 BC), foolishly placed his confidence in Egypt and rebelled against Assyria, bringing about the capture of Samaria and the end of the northern kingdom in 722 BC (</w:t>
-      </w:r>
-      <w:hyperlink r:id="rId29">
-        <w:r>
-          <w:rPr>
-            <w:lang w:val="en_US" w:bidi="en_US"/>
-          </w:rPr>
-          <w:rPr>
-            <w:color w:val="0000EE"/>
-            <w:u w:val="single"/>
-          </w:rPr>
-          <w:t>17:3–6</w:t>
-        </w:r>
-      </w:hyperlink>
-      <w:r>
-        <w:rPr>
-          <w:lang w:val="en_US" w:bidi="en_US"/>
-        </w:rPr>
-        <w:t>). The author then evaluates the reasons for Israel’s fall and gives an account of Samaria’s repopulation (</w:t>
-      </w:r>
-      <w:hyperlink r:id="rId30">
-        <w:r>
-          <w:rPr>
-            <w:lang w:val="en_US" w:bidi="en_US"/>
-          </w:rPr>
-          <w:rPr>
-            <w:color w:val="0000EE"/>
-            <w:u w:val="single"/>
-          </w:rPr>
-          <w:t>17:7–41</w:t>
+        <w:t>After these events, Jehu began his 28-year reign as king of Israel (</w:t>
+      </w:r>
+      <w:hyperlink r:id="rId23">
+        <w:r>
+          <w:rPr>
+            <w:lang w:val="en_US" w:bidi="en_US"/>
+          </w:rPr>
+          <w:rPr>
+            <w:color w:val="0000EE"/>
+            <w:u w:val="single"/>
+          </w:rPr>
+          <w:t>10:30–36</w:t>
+        </w:r>
+      </w:hyperlink>
+      <w:r>
+        <w:rPr>
+          <w:lang w:val="en_US" w:bidi="en_US"/>
+        </w:rPr>
+        <w:t>). Around the same time, Athaliah seized the throne of Judah and ruled for six years (</w:t>
+      </w:r>
+      <w:hyperlink r:id="rId24">
+        <w:r>
+          <w:rPr>
+            <w:lang w:val="en_US" w:bidi="en_US"/>
+          </w:rPr>
+          <w:rPr>
+            <w:color w:val="0000EE"/>
+            <w:u w:val="single"/>
+          </w:rPr>
+          <w:t>11:1–20</w:t>
+        </w:r>
+      </w:hyperlink>
+      <w:r>
+        <w:rPr>
+          <w:lang w:val="en_US" w:bidi="en_US"/>
+        </w:rPr>
+        <w:t>). Her reign ended when supporters of David’s royal line made the young Joash king (</w:t>
+      </w:r>
+      <w:hyperlink r:id="rId25">
+        <w:r>
+          <w:rPr>
+            <w:lang w:val="en_US" w:bidi="en_US"/>
+          </w:rPr>
+          <w:rPr>
+            <w:color w:val="0000EE"/>
+            <w:u w:val="single"/>
+          </w:rPr>
+          <w:t>12:1–21</w:t>
         </w:r>
       </w:hyperlink>
       <w:r>
@@ -661,151 +647,61 @@
         <w:rPr>
           <w:lang w:val="en_US" w:bidi="en_US"/>
         </w:rPr>
-        <w:t>The final section of 2 Kings (</w:t>
-      </w:r>
-      <w:hyperlink r:id="rId16">
-        <w:r>
-          <w:rPr>
-            <w:lang w:val="en_US" w:bidi="en_US"/>
-          </w:rPr>
-          <w:rPr>
-            <w:color w:val="0000EE"/>
-            <w:u w:val="single"/>
-          </w:rPr>
-          <w:t>18:1–25:30</w:t>
-        </w:r>
-      </w:hyperlink>
-      <w:r>
-        <w:rPr>
-          <w:lang w:val="en_US" w:bidi="en_US"/>
-        </w:rPr>
-        <w:t>) deals with the fortunes of Judah. Hezekiah is remembered for trusting the Lord while under pressure (</w:t>
-      </w:r>
-      <w:hyperlink r:id="rId31">
-        <w:r>
-          <w:rPr>
-            <w:lang w:val="en_US" w:bidi="en_US"/>
-          </w:rPr>
-          <w:rPr>
-            <w:color w:val="0000EE"/>
-            <w:u w:val="single"/>
-          </w:rPr>
-          <w:t>18:5–6</w:t>
-        </w:r>
-      </w:hyperlink>
-      <w:r>
-        <w:rPr>
-          <w:lang w:val="en_US" w:bidi="en_US"/>
-        </w:rPr>
-        <w:t xml:space="preserve">; see </w:t>
-      </w:r>
-      <w:hyperlink r:id="rId32">
-        <w:r>
-          <w:rPr>
-            <w:lang w:val="en_US" w:bidi="en_US"/>
-          </w:rPr>
-          <w:rPr>
-            <w:color w:val="0000EE"/>
-            <w:u w:val="single"/>
-          </w:rPr>
-          <w:t>18:13–20:11</w:t>
-        </w:r>
-      </w:hyperlink>
-      <w:r>
-        <w:rPr>
-          <w:lang w:val="en_US" w:bidi="en_US"/>
-        </w:rPr>
-        <w:t>), and Josiah earns praise for his devotion to the law of the Lord (</w:t>
-      </w:r>
-      <w:hyperlink r:id="rId33">
-        <w:r>
-          <w:rPr>
-            <w:lang w:val="en_US" w:bidi="en_US"/>
-          </w:rPr>
-          <w:rPr>
-            <w:color w:val="0000EE"/>
-            <w:u w:val="single"/>
-          </w:rPr>
-          <w:t>23:19</w:t>
-        </w:r>
-      </w:hyperlink>
-      <w:r>
-        <w:rPr>
-          <w:lang w:val="en_US" w:bidi="en_US"/>
-        </w:rPr>
-        <w:t xml:space="preserve">; see </w:t>
-      </w:r>
-      <w:hyperlink r:id="rId34">
-        <w:r>
-          <w:rPr>
-            <w:lang w:val="en_US" w:bidi="en_US"/>
-          </w:rPr>
-          <w:rPr>
-            <w:color w:val="0000EE"/>
-            <w:u w:val="single"/>
-          </w:rPr>
-          <w:t>22:8–23:25</w:t>
-        </w:r>
-      </w:hyperlink>
-      <w:r>
-        <w:rPr>
-          <w:lang w:val="en_US" w:bidi="en_US"/>
-        </w:rPr>
-        <w:t>). However, even these two kings made critical mistakes (</w:t>
-      </w:r>
-      <w:hyperlink r:id="rId35">
-        <w:r>
-          <w:rPr>
-            <w:lang w:val="en_US" w:bidi="en_US"/>
-          </w:rPr>
-          <w:rPr>
-            <w:color w:val="0000EE"/>
-            <w:u w:val="single"/>
-          </w:rPr>
-          <w:t>20:12–19</w:t>
-        </w:r>
-      </w:hyperlink>
-      <w:r>
-        <w:rPr>
-          <w:lang w:val="en_US" w:bidi="en_US"/>
-        </w:rPr>
-        <w:t xml:space="preserve">; </w:t>
-      </w:r>
-      <w:hyperlink r:id="rId36">
-        <w:r>
-          <w:rPr>
-            <w:lang w:val="en_US" w:bidi="en_US"/>
-          </w:rPr>
-          <w:rPr>
-            <w:color w:val="0000EE"/>
-            <w:u w:val="single"/>
-          </w:rPr>
-          <w:t>23:29–30</w:t>
-        </w:r>
-      </w:hyperlink>
-      <w:r>
-        <w:rPr>
-          <w:lang w:val="en_US" w:bidi="en_US"/>
-        </w:rPr>
-        <w:t xml:space="preserve">; see </w:t>
-      </w:r>
-      <w:hyperlink r:id="rId37">
-        <w:r>
-          <w:rPr>
-            <w:lang w:val="en_US" w:bidi="en_US"/>
-          </w:rPr>
-          <w:rPr>
-            <w:color w:val="0000EE"/>
-            <w:u w:val="single"/>
-          </w:rPr>
-          <w:t>2 Chr 35:20–25</w:t>
-        </w:r>
-      </w:hyperlink>
-      <w:r>
-        <w:rPr>
-          <w:lang w:val="en_US" w:bidi="en_US"/>
-        </w:rPr>
-        <w:t>).</w:t>
+        <w:t>For a time, the kingdoms of Israel and Judah enjoyed peace and success (</w:t>
+      </w:r>
+      <w:hyperlink r:id="rId26">
+        <w:r>
+          <w:rPr>
+            <w:lang w:val="en_US" w:bidi="en_US"/>
+          </w:rPr>
+          <w:rPr>
+            <w:color w:val="0000EE"/>
+            <w:u w:val="single"/>
+          </w:rPr>
+          <w:t>14:23–15:7</w:t>
+        </w:r>
+      </w:hyperlink>
+      <w:r>
+        <w:rPr>
+          <w:lang w:val="en_US" w:bidi="en_US"/>
+        </w:rPr>
+        <w:t>). However, the northern kingdom of Israel continued to turn away from God and began to decline. After the assassination of King Zechariah (</w:t>
+      </w:r>
+      <w:hyperlink r:id="rId27">
+        <w:r>
+          <w:rPr>
+            <w:lang w:val="en_US" w:bidi="en_US"/>
+          </w:rPr>
+          <w:rPr>
+            <w:color w:val="0000EE"/>
+            <w:u w:val="single"/>
+          </w:rPr>
+          <w:t>15:8–12</w:t>
+        </w:r>
+      </w:hyperlink>
+      <w:r>
+        <w:rPr>
+          <w:lang w:val="en_US" w:bidi="en_US"/>
+        </w:rPr>
+        <w:t>), a series of kings ruled for short periods: Shallum, Menahem, Pekahiah, Pekah, and Hoshea (</w:t>
+      </w:r>
+      <w:hyperlink r:id="rId28">
+        <w:r>
+          <w:rPr>
+            <w:lang w:val="en_US" w:bidi="en_US"/>
+          </w:rPr>
+          <w:rPr>
+            <w:color w:val="0000EE"/>
+            <w:u w:val="single"/>
+          </w:rPr>
+          <w:t>15:13–17:2</w:t>
+        </w:r>
+      </w:hyperlink>
+      <w:r>
+        <w:rPr>
+          <w:lang w:val="en_US" w:bidi="en_US"/>
+        </w:rPr>
+        <w:t xml:space="preserve">). </w:t>
       </w:r>
     </w:p>
     <w:p>
@@ -819,43 +715,43 @@
         <w:rPr>
           <w:lang w:val="en_US" w:bidi="en_US"/>
         </w:rPr>
-        <w:t>Following Josiah’s death, the final kings of Judah did what was evil in the Lord’s sight, and the southern kingdom was ravaged and finally destroyed by King Nebuchadnezzar II of Babylon (</w:t>
-      </w:r>
-      <w:hyperlink r:id="rId38">
-        <w:r>
-          <w:rPr>
-            <w:lang w:val="en_US" w:bidi="en_US"/>
-          </w:rPr>
-          <w:rPr>
-            <w:color w:val="0000EE"/>
-            <w:u w:val="single"/>
-          </w:rPr>
-          <w:t>2 Kgs 23:31–25:21</w:t>
-        </w:r>
-      </w:hyperlink>
-      <w:r>
-        <w:rPr>
-          <w:lang w:val="en_US" w:bidi="en_US"/>
-        </w:rPr>
-        <w:t xml:space="preserve">). God’s prophesied judgment had come (see </w:t>
-      </w:r>
-      <w:hyperlink r:id="rId39">
-        <w:r>
-          <w:rPr>
-            <w:lang w:val="en_US" w:bidi="en_US"/>
-          </w:rPr>
-          <w:rPr>
-            <w:color w:val="0000EE"/>
-            <w:u w:val="single"/>
-          </w:rPr>
-          <w:t>Jer 38:17–23</w:t>
-        </w:r>
-      </w:hyperlink>
-      <w:r>
-        <w:rPr>
-          <w:lang w:val="en_US" w:bidi="en_US"/>
-        </w:rPr>
-        <w:t>), and the glorious kingdom of Israel passed into the realm of memory.</w:t>
+        <w:t>Hoshea was the last king of Israel and rule from 732 to 722 BC. He placed his trust in Egypt and rebelled against Assyria. As a result, Assyria captured Samaria, the capital of Israel, and the northern kingdom came to an end in 722 BC (</w:t>
+      </w:r>
+      <w:hyperlink r:id="rId29">
+        <w:r>
+          <w:rPr>
+            <w:lang w:val="en_US" w:bidi="en_US"/>
+          </w:rPr>
+          <w:rPr>
+            <w:color w:val="0000EE"/>
+            <w:u w:val="single"/>
+          </w:rPr>
+          <w:t>17:3–6</w:t>
+        </w:r>
+      </w:hyperlink>
+      <w:r>
+        <w:rPr>
+          <w:lang w:val="en_US" w:bidi="en_US"/>
+        </w:rPr>
+        <w:t>). The author then explains why Israel fell and describes how Samaria was settled by new groups of people after its capture (</w:t>
+      </w:r>
+      <w:hyperlink r:id="rId30">
+        <w:r>
+          <w:rPr>
+            <w:lang w:val="en_US" w:bidi="en_US"/>
+          </w:rPr>
+          <w:rPr>
+            <w:color w:val="0000EE"/>
+            <w:u w:val="single"/>
+          </w:rPr>
+          <w:t>17:7–41</w:t>
+        </w:r>
+      </w:hyperlink>
+      <w:r>
+        <w:rPr>
+          <w:lang w:val="en_US" w:bidi="en_US"/>
+        </w:rPr>
+        <w:t>).</w:t>
       </w:r>
     </w:p>
     <w:p>
@@ -869,54 +765,97 @@
         <w:rPr>
           <w:lang w:val="en_US" w:bidi="en_US"/>
         </w:rPr>
-        <w:t>The book of 2 Kings closes with two appended notes. The first deals with events in Judah after the fall of Jerusalem (</w:t>
-      </w:r>
-      <w:hyperlink r:id="rId40">
-        <w:r>
-          <w:rPr>
-            <w:lang w:val="en_US" w:bidi="en_US"/>
-          </w:rPr>
-          <w:rPr>
-            <w:color w:val="0000EE"/>
-            <w:u w:val="single"/>
-          </w:rPr>
-          <w:t>2 Kgs 25:22–26</w:t>
-        </w:r>
-      </w:hyperlink>
-      <w:r>
-        <w:rPr>
-          <w:lang w:val="en_US" w:bidi="en_US"/>
-        </w:rPr>
-        <w:t>). The second describes the later release of Jehoiachin in Babylon (</w:t>
-      </w:r>
-      <w:hyperlink r:id="rId41">
-        <w:r>
-          <w:rPr>
-            <w:lang w:val="en_US" w:bidi="en_US"/>
-          </w:rPr>
-          <w:rPr>
-            <w:color w:val="0000EE"/>
-            <w:u w:val="single"/>
-          </w:rPr>
-          <w:t>25:27–30</w:t>
-        </w:r>
-      </w:hyperlink>
-      <w:r>
-        <w:rPr>
-          <w:lang w:val="en_US" w:bidi="en_US"/>
-        </w:rPr>
-        <w:t>).</w:t>
-      </w:r>
-    </w:p>
-    <w:p>
-      <w:pPr>
-        <w:pStyle w:val="Heading2"/>
-      </w:pPr>
-      <w:r>
-        <w:rPr>
-          <w:lang w:val="en_US" w:bidi="en_US"/>
-        </w:rPr>
-        <w:t>Authorship and Date</w:t>
+        <w:t>The final section of 2 Kings (</w:t>
+      </w:r>
+      <w:hyperlink r:id="rId16">
+        <w:r>
+          <w:rPr>
+            <w:lang w:val="en_US" w:bidi="en_US"/>
+          </w:rPr>
+          <w:rPr>
+            <w:color w:val="0000EE"/>
+            <w:u w:val="single"/>
+          </w:rPr>
+          <w:t>18:1–25:30</w:t>
+        </w:r>
+      </w:hyperlink>
+      <w:r>
+        <w:rPr>
+          <w:lang w:val="en_US" w:bidi="en_US"/>
+        </w:rPr>
+        <w:t>) focuses on the history of Judah. King Hezekiah is remembered for trusting the Lord during a time of great pressure (</w:t>
+      </w:r>
+      <w:hyperlink r:id="rId31">
+        <w:r>
+          <w:rPr>
+            <w:lang w:val="en_US" w:bidi="en_US"/>
+          </w:rPr>
+          <w:rPr>
+            <w:color w:val="0000EE"/>
+            <w:u w:val="single"/>
+          </w:rPr>
+          <w:t>18:5–6</w:t>
+        </w:r>
+      </w:hyperlink>
+      <w:r>
+        <w:rPr>
+          <w:lang w:val="en_US" w:bidi="en_US"/>
+        </w:rPr>
+        <w:t xml:space="preserve">; see </w:t>
+      </w:r>
+      <w:hyperlink r:id="rId32">
+        <w:r>
+          <w:rPr>
+            <w:lang w:val="en_US" w:bidi="en_US"/>
+          </w:rPr>
+          <w:rPr>
+            <w:color w:val="0000EE"/>
+            <w:u w:val="single"/>
+          </w:rPr>
+          <w:t>18:13–20:11</w:t>
+        </w:r>
+      </w:hyperlink>
+      <w:r>
+        <w:rPr>
+          <w:lang w:val="en_US" w:bidi="en_US"/>
+        </w:rPr>
+        <w:t>). King Josiah is praised for his commitment to obeying the law of the Lord (</w:t>
+      </w:r>
+      <w:hyperlink r:id="rId33">
+        <w:r>
+          <w:rPr>
+            <w:lang w:val="en_US" w:bidi="en_US"/>
+          </w:rPr>
+          <w:rPr>
+            <w:color w:val="0000EE"/>
+            <w:u w:val="single"/>
+          </w:rPr>
+          <w:t>23:19</w:t>
+        </w:r>
+      </w:hyperlink>
+      <w:r>
+        <w:rPr>
+          <w:lang w:val="en_US" w:bidi="en_US"/>
+        </w:rPr>
+        <w:t xml:space="preserve">; see </w:t>
+      </w:r>
+      <w:hyperlink r:id="rId34">
+        <w:r>
+          <w:rPr>
+            <w:lang w:val="en_US" w:bidi="en_US"/>
+          </w:rPr>
+          <w:rPr>
+            <w:color w:val="0000EE"/>
+            <w:u w:val="single"/>
+          </w:rPr>
+          <w:t>22:8–23:25</w:t>
+        </w:r>
+      </w:hyperlink>
+      <w:r>
+        <w:rPr>
+          <w:lang w:val="en_US" w:bidi="en_US"/>
+        </w:rPr>
+        <w:t xml:space="preserve">). </w:t>
       </w:r>
     </w:p>
     <w:p>
@@ -930,25 +869,61 @@
         <w:rPr>
           <w:lang w:val="en_US" w:bidi="en_US"/>
         </w:rPr>
-        <w:t xml:space="preserve">The book of 2 Kings is a continuation of 1 Kings, written by the same author, whose precise identity is unknown. He was well acquainted with sources that enabled him to compose a detailed history of Israel’s divided monarchy, and he had insight to evaluate the reasons for successes and failures on the basis of the people’s response to the Mosaic covenant. His intimate acquaintance with Judah’s later history indicates that he may have lived in or near Jerusalem and may have been an eyewitness to many of the events that brought about the city’s fall. Whether he was still alive to write the final appendix about Jehoiachin’s release (561 BC, </w:t>
-      </w:r>
-      <w:hyperlink r:id="rId42">
-        <w:r>
-          <w:rPr>
-            <w:lang w:val="en_US" w:bidi="en_US"/>
-          </w:rPr>
-          <w:rPr>
-            <w:color w:val="0000EE"/>
-            <w:u w:val="single"/>
-          </w:rPr>
-          <w:t>25:25–30</w:t>
-        </w:r>
-      </w:hyperlink>
-      <w:r>
-        <w:rPr>
-          <w:lang w:val="en_US" w:bidi="en_US"/>
-        </w:rPr>
-        <w:t>) is uncertain. If not, these verses were added by someone well acquainted with 2 Kings and of a kindred spirit with the primary writer. One tradition holds that the single author of 1–2 Kings was Jeremiah and that he was taken to Babylon during Nebuchadnezzar’s return from a campaign in Egypt (around 568 BC) and lived there well into his nineties.</w:t>
+        <w:t>Even so, both kings made serious mistakes. Hezekiah showed the treasures of his kingdom to Babylon's envoys (</w:t>
+      </w:r>
+      <w:hyperlink r:id="rId35">
+        <w:r>
+          <w:rPr>
+            <w:lang w:val="en_US" w:bidi="en_US"/>
+          </w:rPr>
+          <w:rPr>
+            <w:color w:val="0000EE"/>
+            <w:u w:val="single"/>
+          </w:rPr>
+          <w:t>20:12–19</w:t>
+        </w:r>
+      </w:hyperlink>
+      <w:r>
+        <w:rPr>
+          <w:lang w:val="en_US" w:bidi="en_US"/>
+        </w:rPr>
+        <w:t>). Josiah died after going into battle against Pharaoh Neco of Egypt (</w:t>
+      </w:r>
+      <w:hyperlink r:id="rId36">
+        <w:r>
+          <w:rPr>
+            <w:lang w:val="en_US" w:bidi="en_US"/>
+          </w:rPr>
+          <w:rPr>
+            <w:color w:val="0000EE"/>
+            <w:u w:val="single"/>
+          </w:rPr>
+          <w:t>23:29–30</w:t>
+        </w:r>
+      </w:hyperlink>
+      <w:r>
+        <w:rPr>
+          <w:lang w:val="en_US" w:bidi="en_US"/>
+        </w:rPr>
+        <w:t xml:space="preserve">; see </w:t>
+      </w:r>
+      <w:hyperlink r:id="rId37">
+        <w:r>
+          <w:rPr>
+            <w:lang w:val="en_US" w:bidi="en_US"/>
+          </w:rPr>
+          <w:rPr>
+            <w:color w:val="0000EE"/>
+            <w:u w:val="single"/>
+          </w:rPr>
+          <w:t>2 Chronicles 35:20–25</w:t>
+        </w:r>
+      </w:hyperlink>
+      <w:r>
+        <w:rPr>
+          <w:lang w:val="en_US" w:bidi="en_US"/>
+        </w:rPr>
+        <w:t>).</w:t>
       </w:r>
     </w:p>
     <w:p>
@@ -962,18 +937,43 @@
         <w:rPr>
           <w:lang w:val="en_US" w:bidi="en_US"/>
         </w:rPr>
-        <w:t>Based on information in the closing chapters, the final composition of 2 Kings most likely took place shortly after the fall of Jerusalem in 586 BC, with the final appendix to the book added shortly after Nebuchadnezzar II’s death in 562 BC.</w:t>
-      </w:r>
-    </w:p>
-    <w:p>
-      <w:pPr>
-        <w:pStyle w:val="Heading2"/>
-      </w:pPr>
-      <w:r>
-        <w:rPr>
-          <w:lang w:val="en_US" w:bidi="en_US"/>
-        </w:rPr>
-        <w:t>Chronology</w:t>
+        <w:t>After Josiah's death, the last kings of Judah continued to do what was evil in the Lord's sight. As a result, the kingdom suffered greatly and was eventually destroyed by King Nebuchadnezzar II of Babylon (</w:t>
+      </w:r>
+      <w:hyperlink r:id="rId38">
+        <w:r>
+          <w:rPr>
+            <w:lang w:val="en_US" w:bidi="en_US"/>
+          </w:rPr>
+          <w:rPr>
+            <w:color w:val="0000EE"/>
+            <w:u w:val="single"/>
+          </w:rPr>
+          <w:t>2 Kings 23:31–25:21</w:t>
+        </w:r>
+      </w:hyperlink>
+      <w:r>
+        <w:rPr>
+          <w:lang w:val="en_US" w:bidi="en_US"/>
+        </w:rPr>
+        <w:t xml:space="preserve">). God's promised judgment came upon Judah, just as the prophets had warned (see </w:t>
+      </w:r>
+      <w:hyperlink r:id="rId39">
+        <w:r>
+          <w:rPr>
+            <w:lang w:val="en_US" w:bidi="en_US"/>
+          </w:rPr>
+          <w:rPr>
+            <w:color w:val="0000EE"/>
+            <w:u w:val="single"/>
+          </w:rPr>
+          <w:t>Jeremiah 38:17–23</w:t>
+        </w:r>
+      </w:hyperlink>
+      <w:r>
+        <w:rPr>
+          <w:lang w:val="en_US" w:bidi="en_US"/>
+        </w:rPr>
+        <w:t>). The kingdom that had once been strong and prosperous came to an end.</w:t>
       </w:r>
     </w:p>
     <w:p>
@@ -987,7 +987,43 @@
         <w:rPr>
           <w:lang w:val="en_US" w:bidi="en_US"/>
         </w:rPr>
-        <w:t>Second Kings is filled with chronological information about the kings of Israel and Judah, but none of this information gives us absolute dates. We obtain absolute dates by comparing Israel’s records with the records of surrounding nations (Assyria, Babylon, and Egypt) and with astronomical calculations. Remarkable harmony is found among the records, which serves as evidence that Israel’s accounts are historically accurate and precise.</w:t>
+        <w:t>The book of 2 Kings ends with two final accounts. The first describes events in Judah after the fall of Jerusalem (</w:t>
+      </w:r>
+      <w:hyperlink r:id="rId40">
+        <w:r>
+          <w:rPr>
+            <w:lang w:val="en_US" w:bidi="en_US"/>
+          </w:rPr>
+          <w:rPr>
+            <w:color w:val="0000EE"/>
+            <w:u w:val="single"/>
+          </w:rPr>
+          <w:t>2 Kings 25:22–26</w:t>
+        </w:r>
+      </w:hyperlink>
+      <w:r>
+        <w:rPr>
+          <w:lang w:val="en_US" w:bidi="en_US"/>
+        </w:rPr>
+        <w:t>). The second tells how Jehoiachin was later released from prison in Babylon (</w:t>
+      </w:r>
+      <w:hyperlink r:id="rId41">
+        <w:r>
+          <w:rPr>
+            <w:lang w:val="en_US" w:bidi="en_US"/>
+          </w:rPr>
+          <w:rPr>
+            <w:color w:val="0000EE"/>
+            <w:u w:val="single"/>
+          </w:rPr>
+          <w:t>25:27–30</w:t>
+        </w:r>
+      </w:hyperlink>
+      <w:r>
+        <w:rPr>
+          <w:lang w:val="en_US" w:bidi="en_US"/>
+        </w:rPr>
+        <w:t>).</w:t>
       </w:r>
     </w:p>
     <w:p>
@@ -998,7 +1034,7 @@
         <w:rPr>
           <w:lang w:val="en_US" w:bidi="en_US"/>
         </w:rPr>
-        <w:t>Meaning and Message</w:t>
+        <w:t>Author and Date</w:t>
       </w:r>
     </w:p>
     <w:p>
@@ -1012,7 +1048,7 @@
         <w:rPr>
           <w:lang w:val="en_US" w:bidi="en_US"/>
         </w:rPr>
-        <w:t>Each king of the divided monarchy is evaluated on the basis of his faithfulness (or lack thereof) to God. They either “did what was pleasing in the Lord’s sight” or “did what was evil in the Lord’s sight.”</w:t>
+        <w:t>The book of 2 Kings continues the story begun in 1 Kings and was likely written by the same author, although his identity is unknown. The author had access to historical sources that helped him write a detailed account of the divided kingdoms of Israel and Judah. He also understood that the success or failure of the people depended on whether they obeyed the Mosaic covenant (God's agreement with Israel through Moses).</w:t>
       </w:r>
     </w:p>
     <w:p>
@@ -1026,223 +1062,25 @@
         <w:rPr>
           <w:lang w:val="en_US" w:bidi="en_US"/>
         </w:rPr>
-        <w:t>The kings of Israel were consistently evil. They “followed the example of Jeroboam son of Nebat, continuing the sins that Jeroboam had led Israel to commit” (</w:t>
-      </w:r>
-      <w:hyperlink r:id="rId43">
-        <w:r>
-          <w:rPr>
-            <w:lang w:val="en_US" w:bidi="en_US"/>
-          </w:rPr>
-          <w:rPr>
-            <w:color w:val="0000EE"/>
-            <w:u w:val="single"/>
-          </w:rPr>
-          <w:t>13:2</w:t>
-        </w:r>
-      </w:hyperlink>
-      <w:r>
-        <w:rPr>
-          <w:lang w:val="en_US" w:bidi="en_US"/>
-        </w:rPr>
-        <w:t xml:space="preserve">, </w:t>
-      </w:r>
-      <w:hyperlink r:id="rId44">
-        <w:r>
-          <w:rPr>
-            <w:lang w:val="en_US" w:bidi="en_US"/>
-          </w:rPr>
-          <w:rPr>
-            <w:color w:val="0000EE"/>
-            <w:u w:val="single"/>
-          </w:rPr>
-          <w:t>11</w:t>
-        </w:r>
-      </w:hyperlink>
-      <w:r>
-        <w:rPr>
-          <w:lang w:val="en_US" w:bidi="en_US"/>
-        </w:rPr>
-        <w:t xml:space="preserve">; </w:t>
-      </w:r>
-      <w:hyperlink r:id="rId45">
-        <w:r>
-          <w:rPr>
-            <w:lang w:val="en_US" w:bidi="en_US"/>
-          </w:rPr>
-          <w:rPr>
-            <w:color w:val="0000EE"/>
-            <w:u w:val="single"/>
-          </w:rPr>
-          <w:t>14:24</w:t>
-        </w:r>
-      </w:hyperlink>
-      <w:r>
-        <w:rPr>
-          <w:lang w:val="en_US" w:bidi="en_US"/>
-        </w:rPr>
-        <w:t xml:space="preserve">; </w:t>
-      </w:r>
-      <w:hyperlink r:id="rId46">
-        <w:r>
-          <w:rPr>
-            <w:lang w:val="en_US" w:bidi="en_US"/>
-          </w:rPr>
-          <w:rPr>
-            <w:color w:val="0000EE"/>
-            <w:u w:val="single"/>
-          </w:rPr>
-          <w:t>15:9</w:t>
-        </w:r>
-      </w:hyperlink>
-      <w:r>
-        <w:rPr>
-          <w:lang w:val="en_US" w:bidi="en_US"/>
-        </w:rPr>
-        <w:t xml:space="preserve">; </w:t>
-      </w:r>
-      <w:hyperlink r:id="rId47">
-        <w:r>
-          <w:rPr>
-            <w:lang w:val="en_US" w:bidi="en_US"/>
-          </w:rPr>
-          <w:rPr>
-            <w:color w:val="0000EE"/>
-            <w:u w:val="single"/>
-          </w:rPr>
-          <w:t>17:2</w:t>
-        </w:r>
-      </w:hyperlink>
-      <w:r>
-        <w:rPr>
-          <w:lang w:val="en_US" w:bidi="en_US"/>
-        </w:rPr>
-        <w:t xml:space="preserve">). Many of the kings of Judah receive similar censure (see e.g., </w:t>
-      </w:r>
-      <w:hyperlink r:id="rId48">
-        <w:r>
-          <w:rPr>
-            <w:lang w:val="en_US" w:bidi="en_US"/>
-          </w:rPr>
-          <w:rPr>
-            <w:color w:val="0000EE"/>
-            <w:u w:val="single"/>
-          </w:rPr>
-          <w:t>8:18</w:t>
-        </w:r>
-      </w:hyperlink>
-      <w:r>
-        <w:rPr>
-          <w:lang w:val="en_US" w:bidi="en_US"/>
-        </w:rPr>
-        <w:t>). Manasseh, in particular, is condemned for his rampant idolatry and apostasy (</w:t>
-      </w:r>
-      <w:hyperlink r:id="rId49">
-        <w:r>
-          <w:rPr>
-            <w:lang w:val="en_US" w:bidi="en_US"/>
-          </w:rPr>
-          <w:rPr>
-            <w:color w:val="0000EE"/>
-            <w:u w:val="single"/>
-          </w:rPr>
-          <w:t>21:2–9</w:t>
-        </w:r>
-      </w:hyperlink>
-      <w:r>
-        <w:rPr>
-          <w:lang w:val="en_US" w:bidi="en_US"/>
-        </w:rPr>
-        <w:t>), and his example is followed by several kings after him (</w:t>
-      </w:r>
-      <w:hyperlink r:id="rId50">
-        <w:r>
-          <w:rPr>
-            <w:lang w:val="en_US" w:bidi="en_US"/>
-          </w:rPr>
-          <w:rPr>
-            <w:color w:val="0000EE"/>
-            <w:u w:val="single"/>
-          </w:rPr>
-          <w:t>21:20</w:t>
-        </w:r>
-      </w:hyperlink>
-      <w:r>
-        <w:rPr>
-          <w:lang w:val="en_US" w:bidi="en_US"/>
-        </w:rPr>
-        <w:t xml:space="preserve">; </w:t>
-      </w:r>
-      <w:hyperlink r:id="rId51">
-        <w:r>
-          <w:rPr>
-            <w:lang w:val="en_US" w:bidi="en_US"/>
-          </w:rPr>
-          <w:rPr>
-            <w:color w:val="0000EE"/>
-            <w:u w:val="single"/>
-          </w:rPr>
-          <w:t>23:32</w:t>
-        </w:r>
-      </w:hyperlink>
-      <w:r>
-        <w:rPr>
-          <w:lang w:val="en_US" w:bidi="en_US"/>
-        </w:rPr>
-        <w:t xml:space="preserve">, </w:t>
-      </w:r>
-      <w:hyperlink r:id="rId52">
-        <w:r>
-          <w:rPr>
-            <w:lang w:val="en_US" w:bidi="en_US"/>
-          </w:rPr>
-          <w:rPr>
-            <w:color w:val="0000EE"/>
-            <w:u w:val="single"/>
-          </w:rPr>
-          <w:t>37</w:t>
-        </w:r>
-      </w:hyperlink>
-      <w:r>
-        <w:rPr>
-          <w:lang w:val="en_US" w:bidi="en_US"/>
-        </w:rPr>
-        <w:t xml:space="preserve">; </w:t>
-      </w:r>
-      <w:hyperlink r:id="rId53">
-        <w:r>
-          <w:rPr>
-            <w:lang w:val="en_US" w:bidi="en_US"/>
-          </w:rPr>
-          <w:rPr>
-            <w:color w:val="0000EE"/>
-            <w:u w:val="single"/>
-          </w:rPr>
-          <w:t>24:9</w:t>
-        </w:r>
-      </w:hyperlink>
-      <w:r>
-        <w:rPr>
-          <w:lang w:val="en_US" w:bidi="en_US"/>
-        </w:rPr>
-        <w:t xml:space="preserve">, </w:t>
-      </w:r>
-      <w:hyperlink r:id="rId54">
-        <w:r>
-          <w:rPr>
-            <w:lang w:val="en_US" w:bidi="en_US"/>
-          </w:rPr>
-          <w:rPr>
-            <w:color w:val="0000EE"/>
-            <w:u w:val="single"/>
-          </w:rPr>
-          <w:t>19</w:t>
-        </w:r>
-      </w:hyperlink>
-      <w:r>
-        <w:rPr>
-          <w:lang w:val="en_US" w:bidi="en_US"/>
-        </w:rPr>
-        <w:t>).</w:t>
+        <w:t xml:space="preserve">The author's detailed knowledge of Judah's later history suggests that he may have lived in or near Jerusalem. He may even have witnessed some of the events that led to the city's fall. It is not clear whether he was still alive when the final section about Jehoiachin's release in Babylon was written (561 BC; </w:t>
+      </w:r>
+      <w:hyperlink r:id="rId42">
+        <w:r>
+          <w:rPr>
+            <w:lang w:val="en_US" w:bidi="en_US"/>
+          </w:rPr>
+          <w:rPr>
+            <w:color w:val="0000EE"/>
+            <w:u w:val="single"/>
+          </w:rPr>
+          <w:t>25:25–30</w:t>
+        </w:r>
+      </w:hyperlink>
+      <w:r>
+        <w:rPr>
+          <w:lang w:val="en_US" w:bidi="en_US"/>
+        </w:rPr>
+        <w:t>).If not, these verses may have been added by another writer who shared the same viewpoint and purpose.</w:t>
       </w:r>
     </w:p>
     <w:p>
@@ -1256,295 +1094,7 @@
         <w:rPr>
           <w:lang w:val="en_US" w:bidi="en_US"/>
         </w:rPr>
-        <w:t>Several kings of Judah are commended, however, for doing “what was pleasing in the Lord’s sight” (</w:t>
-      </w:r>
-      <w:hyperlink r:id="rId55">
-        <w:r>
-          <w:rPr>
-            <w:lang w:val="en_US" w:bidi="en_US"/>
-          </w:rPr>
-          <w:rPr>
-            <w:color w:val="0000EE"/>
-            <w:u w:val="single"/>
-          </w:rPr>
-          <w:t>12:2</w:t>
-        </w:r>
-      </w:hyperlink>
-      <w:r>
-        <w:rPr>
-          <w:lang w:val="en_US" w:bidi="en_US"/>
-        </w:rPr>
-        <w:t xml:space="preserve">; </w:t>
-      </w:r>
-      <w:hyperlink r:id="rId56">
-        <w:r>
-          <w:rPr>
-            <w:lang w:val="en_US" w:bidi="en_US"/>
-          </w:rPr>
-          <w:rPr>
-            <w:color w:val="0000EE"/>
-            <w:u w:val="single"/>
-          </w:rPr>
-          <w:t>14:3</w:t>
-        </w:r>
-      </w:hyperlink>
-      <w:r>
-        <w:rPr>
-          <w:lang w:val="en_US" w:bidi="en_US"/>
-        </w:rPr>
-        <w:t xml:space="preserve">; </w:t>
-      </w:r>
-      <w:hyperlink r:id="rId57">
-        <w:r>
-          <w:rPr>
-            <w:lang w:val="en_US" w:bidi="en_US"/>
-          </w:rPr>
-          <w:rPr>
-            <w:color w:val="0000EE"/>
-            <w:u w:val="single"/>
-          </w:rPr>
-          <w:t>15:3</w:t>
-        </w:r>
-      </w:hyperlink>
-      <w:r>
-        <w:rPr>
-          <w:lang w:val="en_US" w:bidi="en_US"/>
-        </w:rPr>
-        <w:t xml:space="preserve">, </w:t>
-      </w:r>
-      <w:hyperlink r:id="rId58">
-        <w:r>
-          <w:rPr>
-            <w:lang w:val="en_US" w:bidi="en_US"/>
-          </w:rPr>
-          <w:rPr>
-            <w:color w:val="0000EE"/>
-            <w:u w:val="single"/>
-          </w:rPr>
-          <w:t>34</w:t>
-        </w:r>
-      </w:hyperlink>
-      <w:r>
-        <w:rPr>
-          <w:lang w:val="en_US" w:bidi="en_US"/>
-        </w:rPr>
-        <w:t xml:space="preserve">; </w:t>
-      </w:r>
-      <w:hyperlink r:id="rId59">
-        <w:r>
-          <w:rPr>
-            <w:lang w:val="en_US" w:bidi="en_US"/>
-          </w:rPr>
-          <w:rPr>
-            <w:color w:val="0000EE"/>
-            <w:u w:val="single"/>
-          </w:rPr>
-          <w:t>18:3</w:t>
-        </w:r>
-      </w:hyperlink>
-      <w:r>
-        <w:rPr>
-          <w:lang w:val="en_US" w:bidi="en_US"/>
-        </w:rPr>
-        <w:t xml:space="preserve">; </w:t>
-      </w:r>
-      <w:hyperlink r:id="rId60">
-        <w:r>
-          <w:rPr>
-            <w:lang w:val="en_US" w:bidi="en_US"/>
-          </w:rPr>
-          <w:rPr>
-            <w:color w:val="0000EE"/>
-            <w:u w:val="single"/>
-          </w:rPr>
-          <w:t>22:2</w:t>
-        </w:r>
-      </w:hyperlink>
-      <w:r>
-        <w:rPr>
-          <w:lang w:val="en_US" w:bidi="en_US"/>
-        </w:rPr>
-        <w:t>). Such men were concerned for the upkeep and repair of the Temple (</w:t>
-      </w:r>
-      <w:hyperlink r:id="rId61">
-        <w:r>
-          <w:rPr>
-            <w:lang w:val="en_US" w:bidi="en_US"/>
-          </w:rPr>
-          <w:rPr>
-            <w:color w:val="0000EE"/>
-            <w:u w:val="single"/>
-          </w:rPr>
-          <w:t>12:6–16</w:t>
-        </w:r>
-      </w:hyperlink>
-      <w:r>
-        <w:rPr>
-          <w:lang w:val="en_US" w:bidi="en_US"/>
-        </w:rPr>
-        <w:t xml:space="preserve">; </w:t>
-      </w:r>
-      <w:hyperlink r:id="rId62">
-        <w:r>
-          <w:rPr>
-            <w:lang w:val="en_US" w:bidi="en_US"/>
-          </w:rPr>
-          <w:rPr>
-            <w:color w:val="0000EE"/>
-            <w:u w:val="single"/>
-          </w:rPr>
-          <w:t>22:3–7</w:t>
-        </w:r>
-      </w:hyperlink>
-      <w:r>
-        <w:rPr>
-          <w:lang w:val="en_US" w:bidi="en_US"/>
-        </w:rPr>
-        <w:t>) and for obedience to the precepts of God’s word (</w:t>
-      </w:r>
-      <w:hyperlink r:id="rId63">
-        <w:r>
-          <w:rPr>
-            <w:lang w:val="en_US" w:bidi="en_US"/>
-          </w:rPr>
-          <w:rPr>
-            <w:color w:val="0000EE"/>
-            <w:u w:val="single"/>
-          </w:rPr>
-          <w:t>18:6</w:t>
-        </w:r>
-      </w:hyperlink>
-      <w:r>
-        <w:rPr>
-          <w:lang w:val="en_US" w:bidi="en_US"/>
-        </w:rPr>
-        <w:t xml:space="preserve">; </w:t>
-      </w:r>
-      <w:hyperlink r:id="rId64">
-        <w:r>
-          <w:rPr>
-            <w:lang w:val="en_US" w:bidi="en_US"/>
-          </w:rPr>
-          <w:rPr>
-            <w:color w:val="0000EE"/>
-            <w:u w:val="single"/>
-          </w:rPr>
-          <w:t>22:8–13</w:t>
-        </w:r>
-      </w:hyperlink>
-      <w:r>
-        <w:rPr>
-          <w:lang w:val="en_US" w:bidi="en_US"/>
-        </w:rPr>
-        <w:t xml:space="preserve">; </w:t>
-      </w:r>
-      <w:hyperlink r:id="rId65">
-        <w:r>
-          <w:rPr>
-            <w:lang w:val="en_US" w:bidi="en_US"/>
-          </w:rPr>
-          <w:rPr>
-            <w:color w:val="0000EE"/>
-            <w:u w:val="single"/>
-          </w:rPr>
-          <w:t>23:1–3</w:t>
-        </w:r>
-      </w:hyperlink>
-      <w:r>
-        <w:rPr>
-          <w:lang w:val="en_US" w:bidi="en_US"/>
-        </w:rPr>
-        <w:t>). Hezekiah and Josiah receive special commendation: Hezekiah for his trust in the Lord and his honoring of God’s word (</w:t>
-      </w:r>
-      <w:hyperlink r:id="rId31">
-        <w:r>
-          <w:rPr>
-            <w:lang w:val="en_US" w:bidi="en_US"/>
-          </w:rPr>
-          <w:rPr>
-            <w:color w:val="0000EE"/>
-            <w:u w:val="single"/>
-          </w:rPr>
-          <w:t>18:5–6</w:t>
-        </w:r>
-      </w:hyperlink>
-      <w:r>
-        <w:rPr>
-          <w:lang w:val="en_US" w:bidi="en_US"/>
-        </w:rPr>
-        <w:t>), and Josiah for his high regard for the law of Moses (</w:t>
-      </w:r>
-      <w:hyperlink r:id="rId66">
-        <w:r>
-          <w:rPr>
-            <w:lang w:val="en_US" w:bidi="en_US"/>
-          </w:rPr>
-          <w:rPr>
-            <w:color w:val="0000EE"/>
-            <w:u w:val="single"/>
-          </w:rPr>
-          <w:t>23:25</w:t>
-        </w:r>
-      </w:hyperlink>
-      <w:r>
-        <w:rPr>
-          <w:lang w:val="en_US" w:bidi="en_US"/>
-        </w:rPr>
-        <w:t xml:space="preserve">). The implication is clear. God’s people are to live in accord with the high standards of God’s word so that they may do what is “pleasing in God’s sight” (cp. </w:t>
-      </w:r>
-      <w:hyperlink r:id="rId67">
-        <w:r>
-          <w:rPr>
-            <w:lang w:val="en_US" w:bidi="en_US"/>
-          </w:rPr>
-          <w:rPr>
-            <w:color w:val="0000EE"/>
-            <w:u w:val="single"/>
-          </w:rPr>
-          <w:t>Ps 119:9–11</w:t>
-        </w:r>
-      </w:hyperlink>
-      <w:r>
-        <w:rPr>
-          <w:lang w:val="en_US" w:bidi="en_US"/>
-        </w:rPr>
-        <w:t xml:space="preserve">, </w:t>
-      </w:r>
-      <w:hyperlink r:id="rId68">
-        <w:r>
-          <w:rPr>
-            <w:lang w:val="en_US" w:bidi="en_US"/>
-          </w:rPr>
-          <w:rPr>
-            <w:color w:val="0000EE"/>
-            <w:u w:val="single"/>
-          </w:rPr>
-          <w:t>111</w:t>
-        </w:r>
-      </w:hyperlink>
-      <w:r>
-        <w:rPr>
-          <w:lang w:val="en_US" w:bidi="en_US"/>
-        </w:rPr>
-        <w:t xml:space="preserve">; </w:t>
-      </w:r>
-      <w:hyperlink r:id="rId69">
-        <w:r>
-          <w:rPr>
-            <w:lang w:val="en_US" w:bidi="en_US"/>
-          </w:rPr>
-          <w:rPr>
-            <w:color w:val="0000EE"/>
-            <w:u w:val="single"/>
-          </w:rPr>
-          <w:t>2 Tim 3:16–17</w:t>
-        </w:r>
-      </w:hyperlink>
-      <w:r>
-        <w:rPr>
-          <w:lang w:val="en_US" w:bidi="en_US"/>
-        </w:rPr>
-        <w:t>).</w:t>
+        <w:t>One Jewish tradition says that the prophet Jeremiah wrote both 1 and 2 Kings. According to this tradition, he was taken to Babylon after Nebuchadnezzar returned from a military campaign in Egypt around 568 BC. It also says that Jeremiah lived into his nineties while in Babylon.</w:t>
       </w:r>
     </w:p>
     <w:p>
@@ -1558,187 +1108,18 @@
         <w:rPr>
           <w:lang w:val="en_US" w:bidi="en_US"/>
         </w:rPr>
-        <w:t>The prominence given to the final days of the great prophet Elijah (</w:t>
-      </w:r>
-      <w:hyperlink r:id="rId70">
-        <w:r>
-          <w:rPr>
-            <w:lang w:val="en_US" w:bidi="en_US"/>
-          </w:rPr>
-          <w:rPr>
-            <w:color w:val="0000EE"/>
-            <w:u w:val="single"/>
-          </w:rPr>
-          <w:t>1:3–17</w:t>
-        </w:r>
-      </w:hyperlink>
-      <w:r>
-        <w:rPr>
-          <w:lang w:val="en_US" w:bidi="en_US"/>
-        </w:rPr>
-        <w:t xml:space="preserve">; </w:t>
-      </w:r>
-      <w:hyperlink r:id="rId71">
-        <w:r>
-          <w:rPr>
-            <w:lang w:val="en_US" w:bidi="en_US"/>
-          </w:rPr>
-          <w:rPr>
-            <w:color w:val="0000EE"/>
-            <w:u w:val="single"/>
-          </w:rPr>
-          <w:t>2:1–11</w:t>
-        </w:r>
-      </w:hyperlink>
-      <w:r>
-        <w:rPr>
-          <w:lang w:val="en_US" w:bidi="en_US"/>
-        </w:rPr>
-        <w:t>) and to Elisha’s spectacular ministry (</w:t>
-      </w:r>
-      <w:hyperlink r:id="rId72">
-        <w:r>
-          <w:rPr>
-            <w:lang w:val="en_US" w:bidi="en_US"/>
-          </w:rPr>
-          <w:rPr>
-            <w:color w:val="0000EE"/>
-            <w:u w:val="single"/>
-          </w:rPr>
-          <w:t>2:12–25</w:t>
-        </w:r>
-      </w:hyperlink>
-      <w:r>
-        <w:rPr>
-          <w:lang w:val="en_US" w:bidi="en_US"/>
-        </w:rPr>
-        <w:t xml:space="preserve">; </w:t>
-      </w:r>
-      <w:hyperlink r:id="rId73">
-        <w:r>
-          <w:rPr>
-            <w:lang w:val="en_US" w:bidi="en_US"/>
-          </w:rPr>
-          <w:rPr>
-            <w:color w:val="0000EE"/>
-            <w:u w:val="single"/>
-          </w:rPr>
-          <w:t>3:11–19</w:t>
-        </w:r>
-      </w:hyperlink>
-      <w:r>
-        <w:rPr>
-          <w:lang w:val="en_US" w:bidi="en_US"/>
-        </w:rPr>
-        <w:t xml:space="preserve">; </w:t>
-      </w:r>
-      <w:hyperlink r:id="rId74">
-        <w:r>
-          <w:rPr>
-            <w:lang w:val="en_US" w:bidi="en_US"/>
-          </w:rPr>
-          <w:rPr>
-            <w:color w:val="0000EE"/>
-            <w:u w:val="single"/>
-          </w:rPr>
-          <w:t>4:1–7:2</w:t>
-        </w:r>
-      </w:hyperlink>
-      <w:r>
-        <w:rPr>
-          <w:lang w:val="en_US" w:bidi="en_US"/>
-        </w:rPr>
-        <w:t xml:space="preserve">; </w:t>
-      </w:r>
-      <w:hyperlink r:id="rId75">
-        <w:r>
-          <w:rPr>
-            <w:lang w:val="en_US" w:bidi="en_US"/>
-          </w:rPr>
-          <w:rPr>
-            <w:color w:val="0000EE"/>
-            <w:u w:val="single"/>
-          </w:rPr>
-          <w:t>8:1–2</w:t>
-        </w:r>
-      </w:hyperlink>
-      <w:r>
-        <w:rPr>
-          <w:lang w:val="en_US" w:bidi="en_US"/>
-        </w:rPr>
-        <w:t>) emphasizes the need to proclaim God’s words to others (</w:t>
-      </w:r>
-      <w:hyperlink r:id="rId76">
-        <w:r>
-          <w:rPr>
-            <w:lang w:val="en_US" w:bidi="en_US"/>
-          </w:rPr>
-          <w:rPr>
-            <w:color w:val="0000EE"/>
-            <w:u w:val="single"/>
-          </w:rPr>
-          <w:t>Acts 20:18–21</w:t>
-        </w:r>
-      </w:hyperlink>
-      <w:r>
-        <w:rPr>
-          <w:lang w:val="en_US" w:bidi="en_US"/>
-        </w:rPr>
-        <w:t xml:space="preserve">; </w:t>
-      </w:r>
-      <w:hyperlink r:id="rId77">
-        <w:r>
-          <w:rPr>
-            <w:lang w:val="en_US" w:bidi="en_US"/>
-          </w:rPr>
-          <w:rPr>
-            <w:color w:val="0000EE"/>
-            <w:u w:val="single"/>
-          </w:rPr>
-          <w:t>2 Tim 2:15</w:t>
-        </w:r>
-      </w:hyperlink>
-      <w:r>
-        <w:rPr>
-          <w:lang w:val="en_US" w:bidi="en_US"/>
-        </w:rPr>
-        <w:t xml:space="preserve">; </w:t>
-      </w:r>
-      <w:hyperlink r:id="rId78">
-        <w:r>
-          <w:rPr>
-            <w:lang w:val="en_US" w:bidi="en_US"/>
-          </w:rPr>
-          <w:rPr>
-            <w:color w:val="0000EE"/>
-            <w:u w:val="single"/>
-          </w:rPr>
-          <w:t>4:2</w:t>
-        </w:r>
-      </w:hyperlink>
-      <w:r>
-        <w:rPr>
-          <w:lang w:val="en_US" w:bidi="en_US"/>
-        </w:rPr>
-        <w:t>) so that they may come into covenant relationship with the Lord (</w:t>
-      </w:r>
-      <w:hyperlink r:id="rId79">
-        <w:r>
-          <w:rPr>
-            <w:lang w:val="en_US" w:bidi="en_US"/>
-          </w:rPr>
-          <w:rPr>
-            <w:color w:val="0000EE"/>
-            <w:u w:val="single"/>
-          </w:rPr>
-          <w:t>2 Cor 3:4–6</w:t>
-        </w:r>
-      </w:hyperlink>
-      <w:r>
-        <w:rPr>
-          <w:lang w:val="en_US" w:bidi="en_US"/>
-        </w:rPr>
-        <w:t>).</w:t>
+        <w:t>The final version of 2 Kings was probably written soon after Jerusalem fell in 586 BC. The last section was probably added shortly after Nebuchadnezzar II died in 562 BC.</w:t>
+      </w:r>
+    </w:p>
+    <w:p>
+      <w:pPr>
+        <w:pStyle w:val="Heading2"/>
+      </w:pPr>
+      <w:r>
+        <w:rPr>
+          <w:lang w:val="en_US" w:bidi="en_US"/>
+        </w:rPr>
+        <w:t>Timeline</w:t>
       </w:r>
     </w:p>
     <w:p>
@@ -1752,7 +1133,826 @@
         <w:rPr>
           <w:lang w:val="en_US" w:bidi="en_US"/>
         </w:rPr>
-        <w:t>Finally, the failures of even the good kings remind God’s people to steadfastly be faithful to the Lord and serve him. Then their lives can be filled with good (</w:t>
+        <w:t>Second Kings contains many details about when the kings of Israel and Judah ruled. However, these details by themselves do not provide exact dates in the modern calendar. Scholars determine these dates by comparing Israel's records with records from neighboring nations, such as Assyria, Babylon, and Egypt, and with astronomical data.</w:t>
+      </w:r>
+    </w:p>
+    <w:p>
+      <w:pPr/>
+      <w:r>
+        <w:rPr>
+          <w:lang w:val="en_US" w:bidi="en_US"/>
+        </w:rPr>
+      </w:r>
+      <w:r>
+        <w:rPr>
+          <w:lang w:val="en_US" w:bidi="en_US"/>
+        </w:rPr>
+        <w:t>These different sources agree closely with one another. This agreement provides strong evidence that the historical accounts in 2 Kings are reliable and carefully recorded.</w:t>
+      </w:r>
+    </w:p>
+    <w:p>
+      <w:pPr>
+        <w:pStyle w:val="Heading2"/>
+      </w:pPr>
+      <w:r>
+        <w:rPr>
+          <w:lang w:val="en_US" w:bidi="en_US"/>
+        </w:rPr>
+        <w:t>Meaning and Message</w:t>
+      </w:r>
+    </w:p>
+    <w:p>
+      <w:pPr/>
+      <w:r>
+        <w:rPr>
+          <w:lang w:val="en_US" w:bidi="en_US"/>
+        </w:rPr>
+      </w:r>
+      <w:r>
+        <w:rPr>
+          <w:lang w:val="en_US" w:bidi="en_US"/>
+        </w:rPr>
+        <w:t>Each king of the divided kingdoms was judged by whether he remained faithful to God. The author evaluates every king using one of two descriptions: he either "did what pleased the Lord" or "did what was evil in the Lord's sight."</w:t>
+      </w:r>
+    </w:p>
+    <w:p>
+      <w:pPr/>
+      <w:r>
+        <w:rPr>
+          <w:lang w:val="en_US" w:bidi="en_US"/>
+        </w:rPr>
+      </w:r>
+      <w:r>
+        <w:rPr>
+          <w:lang w:val="en_US" w:bidi="en_US"/>
+        </w:rPr>
+        <w:t>The kings of Israel consistently turned away from God. They followed the example of Jeroboam son of Nebat, who led Israel into sin</w:t>
+      </w:r>
+      <w:r>
+        <w:rPr>
+          <w:lang w:val="en_US" w:bidi="en_US"/>
+        </w:rPr>
+        <w:t xml:space="preserve"> </w:t>
+      </w:r>
+      <w:r>
+        <w:rPr>
+          <w:lang w:val="en_US" w:bidi="en_US"/>
+        </w:rPr>
+        <w:t>(</w:t>
+      </w:r>
+      <w:hyperlink r:id="rId43">
+        <w:r>
+          <w:rPr>
+            <w:lang w:val="en_US" w:bidi="en_US"/>
+          </w:rPr>
+          <w:rPr>
+            <w:color w:val="0000EE"/>
+            <w:u w:val="single"/>
+          </w:rPr>
+          <w:t>13:2</w:t>
+        </w:r>
+      </w:hyperlink>
+      <w:r>
+        <w:rPr>
+          <w:lang w:val="en_US" w:bidi="en_US"/>
+        </w:rPr>
+        <w:t xml:space="preserve">, </w:t>
+      </w:r>
+      <w:hyperlink r:id="rId44">
+        <w:r>
+          <w:rPr>
+            <w:lang w:val="en_US" w:bidi="en_US"/>
+          </w:rPr>
+          <w:rPr>
+            <w:color w:val="0000EE"/>
+            <w:u w:val="single"/>
+          </w:rPr>
+          <w:t>11</w:t>
+        </w:r>
+      </w:hyperlink>
+      <w:r>
+        <w:rPr>
+          <w:lang w:val="en_US" w:bidi="en_US"/>
+        </w:rPr>
+        <w:t xml:space="preserve">; </w:t>
+      </w:r>
+      <w:hyperlink r:id="rId45">
+        <w:r>
+          <w:rPr>
+            <w:lang w:val="en_US" w:bidi="en_US"/>
+          </w:rPr>
+          <w:rPr>
+            <w:color w:val="0000EE"/>
+            <w:u w:val="single"/>
+          </w:rPr>
+          <w:t>14:24</w:t>
+        </w:r>
+      </w:hyperlink>
+      <w:r>
+        <w:rPr>
+          <w:lang w:val="en_US" w:bidi="en_US"/>
+        </w:rPr>
+        <w:t xml:space="preserve">; </w:t>
+      </w:r>
+      <w:hyperlink r:id="rId46">
+        <w:r>
+          <w:rPr>
+            <w:lang w:val="en_US" w:bidi="en_US"/>
+          </w:rPr>
+          <w:rPr>
+            <w:color w:val="0000EE"/>
+            <w:u w:val="single"/>
+          </w:rPr>
+          <w:t>15:9</w:t>
+        </w:r>
+      </w:hyperlink>
+      <w:r>
+        <w:rPr>
+          <w:lang w:val="en_US" w:bidi="en_US"/>
+        </w:rPr>
+        <w:t xml:space="preserve">; </w:t>
+      </w:r>
+      <w:hyperlink r:id="rId47">
+        <w:r>
+          <w:rPr>
+            <w:lang w:val="en_US" w:bidi="en_US"/>
+          </w:rPr>
+          <w:rPr>
+            <w:color w:val="0000EE"/>
+            <w:u w:val="single"/>
+          </w:rPr>
+          <w:t>17:2</w:t>
+        </w:r>
+      </w:hyperlink>
+      <w:r>
+        <w:rPr>
+          <w:lang w:val="en_US" w:bidi="en_US"/>
+        </w:rPr>
+        <w:t xml:space="preserve">). Many of the kings of Judah are also criticized for their unfaithfulness to God (see for example, </w:t>
+      </w:r>
+      <w:hyperlink r:id="rId48">
+        <w:r>
+          <w:rPr>
+            <w:lang w:val="en_US" w:bidi="en_US"/>
+          </w:rPr>
+          <w:rPr>
+            <w:color w:val="0000EE"/>
+            <w:u w:val="single"/>
+          </w:rPr>
+          <w:t>8:18</w:t>
+        </w:r>
+      </w:hyperlink>
+      <w:r>
+        <w:rPr>
+          <w:lang w:val="en_US" w:bidi="en_US"/>
+        </w:rPr>
+        <w:t xml:space="preserve">). </w:t>
+      </w:r>
+    </w:p>
+    <w:p>
+      <w:pPr/>
+      <w:r>
+        <w:rPr>
+          <w:lang w:val="en_US" w:bidi="en_US"/>
+        </w:rPr>
+      </w:r>
+      <w:r>
+        <w:rPr>
+          <w:lang w:val="en_US" w:bidi="en_US"/>
+        </w:rPr>
+        <w:t xml:space="preserve">Manasseh is especially condemned because of his widespread idolatry (the worship of false gods) and apostasy (turning away from God; see </w:t>
+      </w:r>
+      <w:hyperlink r:id="rId49">
+        <w:r>
+          <w:rPr>
+            <w:lang w:val="en_US" w:bidi="en_US"/>
+          </w:rPr>
+          <w:rPr>
+            <w:color w:val="0000EE"/>
+            <w:u w:val="single"/>
+          </w:rPr>
+          <w:t>21:2–9</w:t>
+        </w:r>
+      </w:hyperlink>
+      <w:r>
+        <w:rPr>
+          <w:lang w:val="en_US" w:bidi="en_US"/>
+        </w:rPr>
+        <w:t>). Several kings who ruled after him followed his example (</w:t>
+      </w:r>
+      <w:hyperlink r:id="rId50">
+        <w:r>
+          <w:rPr>
+            <w:lang w:val="en_US" w:bidi="en_US"/>
+          </w:rPr>
+          <w:rPr>
+            <w:color w:val="0000EE"/>
+            <w:u w:val="single"/>
+          </w:rPr>
+          <w:t>23:32</w:t>
+        </w:r>
+      </w:hyperlink>
+      <w:r>
+        <w:rPr>
+          <w:lang w:val="en_US" w:bidi="en_US"/>
+        </w:rPr>
+        <w:t xml:space="preserve">, </w:t>
+      </w:r>
+      <w:hyperlink r:id="rId51">
+        <w:r>
+          <w:rPr>
+            <w:lang w:val="en_US" w:bidi="en_US"/>
+          </w:rPr>
+          <w:rPr>
+            <w:color w:val="0000EE"/>
+            <w:u w:val="single"/>
+          </w:rPr>
+          <w:t>37</w:t>
+        </w:r>
+      </w:hyperlink>
+      <w:r>
+        <w:rPr>
+          <w:lang w:val="en_US" w:bidi="en_US"/>
+        </w:rPr>
+        <w:t xml:space="preserve">; </w:t>
+      </w:r>
+      <w:hyperlink r:id="rId52">
+        <w:r>
+          <w:rPr>
+            <w:lang w:val="en_US" w:bidi="en_US"/>
+          </w:rPr>
+          <w:rPr>
+            <w:color w:val="0000EE"/>
+            <w:u w:val="single"/>
+          </w:rPr>
+          <w:t>24:9</w:t>
+        </w:r>
+      </w:hyperlink>
+      <w:r>
+        <w:rPr>
+          <w:lang w:val="en_US" w:bidi="en_US"/>
+        </w:rPr>
+        <w:t xml:space="preserve">, </w:t>
+      </w:r>
+      <w:hyperlink r:id="rId53">
+        <w:r>
+          <w:rPr>
+            <w:lang w:val="en_US" w:bidi="en_US"/>
+          </w:rPr>
+          <w:rPr>
+            <w:color w:val="0000EE"/>
+            <w:u w:val="single"/>
+          </w:rPr>
+          <w:t>19</w:t>
+        </w:r>
+      </w:hyperlink>
+      <w:r>
+        <w:rPr>
+          <w:lang w:val="en_US" w:bidi="en_US"/>
+        </w:rPr>
+        <w:t>).</w:t>
+      </w:r>
+    </w:p>
+    <w:p>
+      <w:pPr/>
+      <w:r>
+        <w:rPr>
+          <w:lang w:val="en_US" w:bidi="en_US"/>
+        </w:rPr>
+      </w:r>
+      <w:r>
+        <w:rPr>
+          <w:lang w:val="en_US" w:bidi="en_US"/>
+        </w:rPr>
+        <w:t>Several kings of Judah are praised because they did what was pleasing in the Lord's sight (</w:t>
+      </w:r>
+      <w:hyperlink r:id="rId54">
+        <w:r>
+          <w:rPr>
+            <w:lang w:val="en_US" w:bidi="en_US"/>
+          </w:rPr>
+          <w:rPr>
+            <w:color w:val="0000EE"/>
+            <w:u w:val="single"/>
+          </w:rPr>
+          <w:t>12:2</w:t>
+        </w:r>
+      </w:hyperlink>
+      <w:r>
+        <w:rPr>
+          <w:lang w:val="en_US" w:bidi="en_US"/>
+        </w:rPr>
+        <w:t xml:space="preserve">; </w:t>
+      </w:r>
+      <w:hyperlink r:id="rId55">
+        <w:r>
+          <w:rPr>
+            <w:lang w:val="en_US" w:bidi="en_US"/>
+          </w:rPr>
+          <w:rPr>
+            <w:color w:val="0000EE"/>
+            <w:u w:val="single"/>
+          </w:rPr>
+          <w:t>14:3</w:t>
+        </w:r>
+      </w:hyperlink>
+      <w:r>
+        <w:rPr>
+          <w:lang w:val="en_US" w:bidi="en_US"/>
+        </w:rPr>
+        <w:t xml:space="preserve">; </w:t>
+      </w:r>
+      <w:hyperlink r:id="rId56">
+        <w:r>
+          <w:rPr>
+            <w:lang w:val="en_US" w:bidi="en_US"/>
+          </w:rPr>
+          <w:rPr>
+            <w:color w:val="0000EE"/>
+            <w:u w:val="single"/>
+          </w:rPr>
+          <w:t>15:3</w:t>
+        </w:r>
+      </w:hyperlink>
+      <w:r>
+        <w:rPr>
+          <w:lang w:val="en_US" w:bidi="en_US"/>
+        </w:rPr>
+        <w:t xml:space="preserve">, </w:t>
+      </w:r>
+      <w:hyperlink r:id="rId57">
+        <w:r>
+          <w:rPr>
+            <w:lang w:val="en_US" w:bidi="en_US"/>
+          </w:rPr>
+          <w:rPr>
+            <w:color w:val="0000EE"/>
+            <w:u w:val="single"/>
+          </w:rPr>
+          <w:t>34</w:t>
+        </w:r>
+      </w:hyperlink>
+      <w:r>
+        <w:rPr>
+          <w:lang w:val="en_US" w:bidi="en_US"/>
+        </w:rPr>
+        <w:t xml:space="preserve">; </w:t>
+      </w:r>
+      <w:hyperlink r:id="rId58">
+        <w:r>
+          <w:rPr>
+            <w:lang w:val="en_US" w:bidi="en_US"/>
+          </w:rPr>
+          <w:rPr>
+            <w:color w:val="0000EE"/>
+            <w:u w:val="single"/>
+          </w:rPr>
+          <w:t>18:3</w:t>
+        </w:r>
+      </w:hyperlink>
+      <w:r>
+        <w:rPr>
+          <w:lang w:val="en_US" w:bidi="en_US"/>
+        </w:rPr>
+        <w:t xml:space="preserve">; </w:t>
+      </w:r>
+      <w:hyperlink r:id="rId59">
+        <w:r>
+          <w:rPr>
+            <w:lang w:val="en_US" w:bidi="en_US"/>
+          </w:rPr>
+          <w:rPr>
+            <w:color w:val="0000EE"/>
+            <w:u w:val="single"/>
+          </w:rPr>
+          <w:t>22:2</w:t>
+        </w:r>
+      </w:hyperlink>
+      <w:r>
+        <w:rPr>
+          <w:lang w:val="en_US" w:bidi="en_US"/>
+        </w:rPr>
+        <w:t>). These kings cared for the maintenance and repair of the temple (</w:t>
+      </w:r>
+      <w:hyperlink r:id="rId60">
+        <w:r>
+          <w:rPr>
+            <w:lang w:val="en_US" w:bidi="en_US"/>
+          </w:rPr>
+          <w:rPr>
+            <w:color w:val="0000EE"/>
+            <w:u w:val="single"/>
+          </w:rPr>
+          <w:t>12:6–16</w:t>
+        </w:r>
+      </w:hyperlink>
+      <w:r>
+        <w:rPr>
+          <w:lang w:val="en_US" w:bidi="en_US"/>
+        </w:rPr>
+        <w:t xml:space="preserve">; </w:t>
+      </w:r>
+      <w:hyperlink r:id="rId61">
+        <w:r>
+          <w:rPr>
+            <w:lang w:val="en_US" w:bidi="en_US"/>
+          </w:rPr>
+          <w:rPr>
+            <w:color w:val="0000EE"/>
+            <w:u w:val="single"/>
+          </w:rPr>
+          <w:t>22:3–7</w:t>
+        </w:r>
+      </w:hyperlink>
+      <w:r>
+        <w:rPr>
+          <w:lang w:val="en_US" w:bidi="en_US"/>
+        </w:rPr>
+        <w:t>). They also sought to obey God's word and encourage others to do the same (</w:t>
+      </w:r>
+      <w:hyperlink r:id="rId62">
+        <w:r>
+          <w:rPr>
+            <w:lang w:val="en_US" w:bidi="en_US"/>
+          </w:rPr>
+          <w:rPr>
+            <w:color w:val="0000EE"/>
+            <w:u w:val="single"/>
+          </w:rPr>
+          <w:t>18:6</w:t>
+        </w:r>
+      </w:hyperlink>
+      <w:r>
+        <w:rPr>
+          <w:lang w:val="en_US" w:bidi="en_US"/>
+        </w:rPr>
+        <w:t xml:space="preserve">; </w:t>
+      </w:r>
+      <w:hyperlink r:id="rId63">
+        <w:r>
+          <w:rPr>
+            <w:lang w:val="en_US" w:bidi="en_US"/>
+          </w:rPr>
+          <w:rPr>
+            <w:color w:val="0000EE"/>
+            <w:u w:val="single"/>
+          </w:rPr>
+          <w:t>22:8–13</w:t>
+        </w:r>
+      </w:hyperlink>
+      <w:r>
+        <w:rPr>
+          <w:lang w:val="en_US" w:bidi="en_US"/>
+        </w:rPr>
+        <w:t xml:space="preserve">; </w:t>
+      </w:r>
+      <w:hyperlink r:id="rId64">
+        <w:r>
+          <w:rPr>
+            <w:lang w:val="en_US" w:bidi="en_US"/>
+          </w:rPr>
+          <w:rPr>
+            <w:color w:val="0000EE"/>
+            <w:u w:val="single"/>
+          </w:rPr>
+          <w:t>23:1–3</w:t>
+        </w:r>
+      </w:hyperlink>
+      <w:r>
+        <w:rPr>
+          <w:lang w:val="en_US" w:bidi="en_US"/>
+        </w:rPr>
+        <w:t xml:space="preserve">). </w:t>
+      </w:r>
+    </w:p>
+    <w:p>
+      <w:pPr/>
+      <w:r>
+        <w:rPr>
+          <w:lang w:val="en_US" w:bidi="en_US"/>
+        </w:rPr>
+      </w:r>
+      <w:r>
+        <w:rPr>
+          <w:lang w:val="en_US" w:bidi="en_US"/>
+        </w:rPr>
+        <w:t>Two kings receive special praise. Hezekiah is commended for trusting in the Lord and obeying God's word (</w:t>
+      </w:r>
+      <w:hyperlink r:id="rId31">
+        <w:r>
+          <w:rPr>
+            <w:lang w:val="en_US" w:bidi="en_US"/>
+          </w:rPr>
+          <w:rPr>
+            <w:color w:val="0000EE"/>
+            <w:u w:val="single"/>
+          </w:rPr>
+          <w:t>18:5–6</w:t>
+        </w:r>
+      </w:hyperlink>
+      <w:r>
+        <w:rPr>
+          <w:lang w:val="en_US" w:bidi="en_US"/>
+        </w:rPr>
+        <w:t>). Josiah is praised for his commitment to the law of Moses (</w:t>
+      </w:r>
+      <w:hyperlink r:id="rId65">
+        <w:r>
+          <w:rPr>
+            <w:lang w:val="en_US" w:bidi="en_US"/>
+          </w:rPr>
+          <w:rPr>
+            <w:color w:val="0000EE"/>
+            <w:u w:val="single"/>
+          </w:rPr>
+          <w:t>23:25</w:t>
+        </w:r>
+      </w:hyperlink>
+      <w:r>
+        <w:rPr>
+          <w:lang w:val="en_US" w:bidi="en_US"/>
+        </w:rPr>
+        <w:t xml:space="preserve">). The message is clear. God's people should live according to the teachings of God's word and seek to do what is pleasing in his sight (compare </w:t>
+      </w:r>
+      <w:hyperlink r:id="rId66">
+        <w:r>
+          <w:rPr>
+            <w:lang w:val="en_US" w:bidi="en_US"/>
+          </w:rPr>
+          <w:rPr>
+            <w:color w:val="0000EE"/>
+            <w:u w:val="single"/>
+          </w:rPr>
+          <w:t>Psalm 119:9–11</w:t>
+        </w:r>
+      </w:hyperlink>
+      <w:r>
+        <w:rPr>
+          <w:lang w:val="en_US" w:bidi="en_US"/>
+        </w:rPr>
+        <w:t xml:space="preserve">, </w:t>
+      </w:r>
+      <w:hyperlink r:id="rId67">
+        <w:r>
+          <w:rPr>
+            <w:lang w:val="en_US" w:bidi="en_US"/>
+          </w:rPr>
+          <w:rPr>
+            <w:color w:val="0000EE"/>
+            <w:u w:val="single"/>
+          </w:rPr>
+          <w:t>111</w:t>
+        </w:r>
+      </w:hyperlink>
+      <w:r>
+        <w:rPr>
+          <w:lang w:val="en_US" w:bidi="en_US"/>
+        </w:rPr>
+        <w:t xml:space="preserve">; </w:t>
+      </w:r>
+      <w:hyperlink r:id="rId68">
+        <w:r>
+          <w:rPr>
+            <w:lang w:val="en_US" w:bidi="en_US"/>
+          </w:rPr>
+          <w:rPr>
+            <w:color w:val="0000EE"/>
+            <w:u w:val="single"/>
+          </w:rPr>
+          <w:t>2 Timothy 3:16–17</w:t>
+        </w:r>
+      </w:hyperlink>
+      <w:r>
+        <w:rPr>
+          <w:lang w:val="en_US" w:bidi="en_US"/>
+        </w:rPr>
+        <w:t>).</w:t>
+      </w:r>
+    </w:p>
+    <w:p>
+      <w:pPr/>
+      <w:r>
+        <w:rPr>
+          <w:lang w:val="en_US" w:bidi="en_US"/>
+        </w:rPr>
+      </w:r>
+      <w:r>
+        <w:rPr>
+          <w:lang w:val="en_US" w:bidi="en_US"/>
+        </w:rPr>
+        <w:t>The attention given to the final days of the prophet Elijah (</w:t>
+      </w:r>
+      <w:hyperlink r:id="rId69">
+        <w:r>
+          <w:rPr>
+            <w:lang w:val="en_US" w:bidi="en_US"/>
+          </w:rPr>
+          <w:rPr>
+            <w:color w:val="0000EE"/>
+            <w:u w:val="single"/>
+          </w:rPr>
+          <w:t>1:3–17</w:t>
+        </w:r>
+      </w:hyperlink>
+      <w:r>
+        <w:rPr>
+          <w:lang w:val="en_US" w:bidi="en_US"/>
+        </w:rPr>
+        <w:t xml:space="preserve">; </w:t>
+      </w:r>
+      <w:hyperlink r:id="rId70">
+        <w:r>
+          <w:rPr>
+            <w:lang w:val="en_US" w:bidi="en_US"/>
+          </w:rPr>
+          <w:rPr>
+            <w:color w:val="0000EE"/>
+            <w:u w:val="single"/>
+          </w:rPr>
+          <w:t>2:1–11</w:t>
+        </w:r>
+      </w:hyperlink>
+      <w:r>
+        <w:rPr>
+          <w:lang w:val="en_US" w:bidi="en_US"/>
+        </w:rPr>
+        <w:t>) and to Elisha's powerful ministry (</w:t>
+      </w:r>
+      <w:hyperlink r:id="rId71">
+        <w:r>
+          <w:rPr>
+            <w:lang w:val="en_US" w:bidi="en_US"/>
+          </w:rPr>
+          <w:rPr>
+            <w:color w:val="0000EE"/>
+            <w:u w:val="single"/>
+          </w:rPr>
+          <w:t>2:12–25</w:t>
+        </w:r>
+      </w:hyperlink>
+      <w:r>
+        <w:rPr>
+          <w:lang w:val="en_US" w:bidi="en_US"/>
+        </w:rPr>
+        <w:t xml:space="preserve">; </w:t>
+      </w:r>
+      <w:hyperlink r:id="rId72">
+        <w:r>
+          <w:rPr>
+            <w:lang w:val="en_US" w:bidi="en_US"/>
+          </w:rPr>
+          <w:rPr>
+            <w:color w:val="0000EE"/>
+            <w:u w:val="single"/>
+          </w:rPr>
+          <w:t>3:11–19</w:t>
+        </w:r>
+      </w:hyperlink>
+      <w:r>
+        <w:rPr>
+          <w:lang w:val="en_US" w:bidi="en_US"/>
+        </w:rPr>
+        <w:t xml:space="preserve">; </w:t>
+      </w:r>
+      <w:hyperlink r:id="rId73">
+        <w:r>
+          <w:rPr>
+            <w:lang w:val="en_US" w:bidi="en_US"/>
+          </w:rPr>
+          <w:rPr>
+            <w:color w:val="0000EE"/>
+            <w:u w:val="single"/>
+          </w:rPr>
+          <w:t>4:1–7:2</w:t>
+        </w:r>
+      </w:hyperlink>
+      <w:r>
+        <w:rPr>
+          <w:lang w:val="en_US" w:bidi="en_US"/>
+        </w:rPr>
+        <w:t xml:space="preserve">; </w:t>
+      </w:r>
+      <w:hyperlink r:id="rId74">
+        <w:r>
+          <w:rPr>
+            <w:lang w:val="en_US" w:bidi="en_US"/>
+          </w:rPr>
+          <w:rPr>
+            <w:color w:val="0000EE"/>
+            <w:u w:val="single"/>
+          </w:rPr>
+          <w:t>8:1–2</w:t>
+        </w:r>
+      </w:hyperlink>
+      <w:r>
+        <w:rPr>
+          <w:lang w:val="en_US" w:bidi="en_US"/>
+        </w:rPr>
+        <w:t>) emphasizes the importance of sharing God's message with others. Through this message, people can come to know the Lord and enter into a covenant relationship (a binding relationship) with him (</w:t>
+      </w:r>
+      <w:hyperlink r:id="rId75">
+        <w:r>
+          <w:rPr>
+            <w:lang w:val="en_US" w:bidi="en_US"/>
+          </w:rPr>
+          <w:rPr>
+            <w:color w:val="0000EE"/>
+            <w:u w:val="single"/>
+          </w:rPr>
+          <w:t>Acts 20:18–21</w:t>
+        </w:r>
+      </w:hyperlink>
+      <w:r>
+        <w:rPr>
+          <w:lang w:val="en_US" w:bidi="en_US"/>
+        </w:rPr>
+        <w:t xml:space="preserve">; </w:t>
+      </w:r>
+      <w:hyperlink r:id="rId76">
+        <w:r>
+          <w:rPr>
+            <w:lang w:val="en_US" w:bidi="en_US"/>
+          </w:rPr>
+          <w:rPr>
+            <w:color w:val="0000EE"/>
+            <w:u w:val="single"/>
+          </w:rPr>
+          <w:t>2 Timothy 2:15</w:t>
+        </w:r>
+      </w:hyperlink>
+      <w:r>
+        <w:rPr>
+          <w:lang w:val="en_US" w:bidi="en_US"/>
+        </w:rPr>
+        <w:t xml:space="preserve">; </w:t>
+      </w:r>
+      <w:hyperlink r:id="rId77">
+        <w:r>
+          <w:rPr>
+            <w:lang w:val="en_US" w:bidi="en_US"/>
+          </w:rPr>
+          <w:rPr>
+            <w:color w:val="0000EE"/>
+            <w:u w:val="single"/>
+          </w:rPr>
+          <w:t>4:2</w:t>
+        </w:r>
+      </w:hyperlink>
+      <w:r>
+        <w:rPr>
+          <w:lang w:val="en_US" w:bidi="en_US"/>
+        </w:rPr>
+        <w:t xml:space="preserve">; </w:t>
+      </w:r>
+      <w:hyperlink r:id="rId78">
+        <w:r>
+          <w:rPr>
+            <w:lang w:val="en_US" w:bidi="en_US"/>
+          </w:rPr>
+          <w:rPr>
+            <w:color w:val="0000EE"/>
+            <w:u w:val="single"/>
+          </w:rPr>
+          <w:t>2 Corinthians 3:4–6</w:t>
+        </w:r>
+      </w:hyperlink>
+      <w:r>
+        <w:rPr>
+          <w:lang w:val="en_US" w:bidi="en_US"/>
+        </w:rPr>
+        <w:t>).</w:t>
+      </w:r>
+    </w:p>
+    <w:p>
+      <w:pPr/>
+      <w:r>
+        <w:rPr>
+          <w:lang w:val="en_US" w:bidi="en_US"/>
+        </w:rPr>
+      </w:r>
+      <w:r>
+        <w:rPr>
+          <w:lang w:val="en_US" w:bidi="en_US"/>
+        </w:rPr>
+        <w:t>Finally, the failures of even the faithful kings remind God's people to remain faithful to the Lord and continue serving him. As they do, they can experience God's blessings in their lives (</w:t>
+      </w:r>
+      <w:hyperlink r:id="rId79">
+        <w:r>
+          <w:rPr>
+            <w:lang w:val="en_US" w:bidi="en_US"/>
+          </w:rPr>
+          <w:rPr>
+            <w:color w:val="0000EE"/>
+            <w:u w:val="single"/>
+          </w:rPr>
+          <w:t>Psalm 84:11</w:t>
+        </w:r>
+      </w:hyperlink>
+      <w:r>
+        <w:rPr>
+          <w:lang w:val="en_US" w:bidi="en_US"/>
+        </w:rPr>
+        <w:t xml:space="preserve">; </w:t>
       </w:r>
       <w:hyperlink r:id="rId80">
         <w:r>
@@ -1763,7 +1963,25 @@
             <w:color w:val="0000EE"/>
             <w:u w:val="single"/>
           </w:rPr>
-          <w:t>Ps 84:11</w:t>
+          <w:t>Romans 14:7–8</w:t>
+        </w:r>
+      </w:hyperlink>
+      <w:r>
+        <w:rPr>
+          <w:lang w:val="en_US" w:bidi="en_US"/>
+        </w:rPr>
+        <w:t>). They should also remember that they will one day stand before God for judgment (</w:t>
+      </w:r>
+      <w:hyperlink r:id="rId81">
+        <w:r>
+          <w:rPr>
+            <w:lang w:val="en_US" w:bidi="en_US"/>
+          </w:rPr>
+          <w:rPr>
+            <w:color w:val="0000EE"/>
+            <w:u w:val="single"/>
+          </w:rPr>
+          <w:t>Romans 14:10–11</w:t>
         </w:r>
       </w:hyperlink>
       <w:r>
@@ -1772,24 +1990,6 @@
         </w:rPr>
         <w:t xml:space="preserve">; </w:t>
       </w:r>
-      <w:hyperlink r:id="rId81">
-        <w:r>
-          <w:rPr>
-            <w:lang w:val="en_US" w:bidi="en_US"/>
-          </w:rPr>
-          <w:rPr>
-            <w:color w:val="0000EE"/>
-            <w:u w:val="single"/>
-          </w:rPr>
-          <w:t>Rom 14:7–8</w:t>
-        </w:r>
-      </w:hyperlink>
-      <w:r>
-        <w:rPr>
-          <w:lang w:val="en_US" w:bidi="en_US"/>
-        </w:rPr>
-        <w:t>), and when they stand before God for judgment (</w:t>
-      </w:r>
       <w:hyperlink r:id="rId82">
         <w:r>
           <w:rPr>
@@ -1799,7 +1999,25 @@
             <w:color w:val="0000EE"/>
             <w:u w:val="single"/>
           </w:rPr>
-          <w:t>Rom 14:10–11</w:t>
+          <w:t>2 Corinthians 5:10</w:t>
+        </w:r>
+      </w:hyperlink>
+      <w:r>
+        <w:rPr>
+          <w:lang w:val="en_US" w:bidi="en_US"/>
+        </w:rPr>
+        <w:t>). On that day, God will reward and commend those who have remained faithful to him (</w:t>
+      </w:r>
+      <w:hyperlink r:id="rId83">
+        <w:r>
+          <w:rPr>
+            <w:lang w:val="en_US" w:bidi="en_US"/>
+          </w:rPr>
+          <w:rPr>
+            <w:color w:val="0000EE"/>
+            <w:u w:val="single"/>
+          </w:rPr>
+          <w:t>2 Timothy 4:7–8</w:t>
         </w:r>
       </w:hyperlink>
       <w:r>
@@ -1808,24 +2026,6 @@
         </w:rPr>
         <w:t xml:space="preserve">; </w:t>
       </w:r>
-      <w:hyperlink r:id="rId83">
-        <w:r>
-          <w:rPr>
-            <w:lang w:val="en_US" w:bidi="en_US"/>
-          </w:rPr>
-          <w:rPr>
-            <w:color w:val="0000EE"/>
-            <w:u w:val="single"/>
-          </w:rPr>
-          <w:t>2 Cor 5:10</w:t>
-        </w:r>
-      </w:hyperlink>
-      <w:r>
-        <w:rPr>
-          <w:lang w:val="en_US" w:bidi="en_US"/>
-        </w:rPr>
-        <w:t>), he will reward and praise them (</w:t>
-      </w:r>
       <w:hyperlink r:id="rId84">
         <w:r>
           <w:rPr>
@@ -1835,14 +2035,14 @@
             <w:color w:val="0000EE"/>
             <w:u w:val="single"/>
           </w:rPr>
-          <w:t>2 Tim 4:7–8</w:t>
-        </w:r>
-      </w:hyperlink>
-      <w:r>
-        <w:rPr>
-          <w:lang w:val="en_US" w:bidi="en_US"/>
-        </w:rPr>
-        <w:t xml:space="preserve">; </w:t>
+          <w:t>Revelation 2:10</w:t>
+        </w:r>
+      </w:hyperlink>
+      <w:r>
+        <w:rPr>
+          <w:lang w:val="en_US" w:bidi="en_US"/>
+        </w:rPr>
+        <w:t xml:space="preserve">; see </w:t>
       </w:r>
       <w:hyperlink r:id="rId85">
         <w:r>
@@ -1853,25 +2053,7 @@
             <w:color w:val="0000EE"/>
             <w:u w:val="single"/>
           </w:rPr>
-          <w:t>Rev 2:10</w:t>
-        </w:r>
-      </w:hyperlink>
-      <w:r>
-        <w:rPr>
-          <w:lang w:val="en_US" w:bidi="en_US"/>
-        </w:rPr>
-        <w:t xml:space="preserve">; see </w:t>
-      </w:r>
-      <w:hyperlink r:id="rId86">
-        <w:r>
-          <w:rPr>
-            <w:lang w:val="en_US" w:bidi="en_US"/>
-          </w:rPr>
-          <w:rPr>
-            <w:color w:val="0000EE"/>
-            <w:u w:val="single"/>
-          </w:rPr>
-          <w:t>Matt 25:23</w:t>
+          <w:t>Matthew 25:23</w:t>
         </w:r>
       </w:hyperlink>
       <w:r>
@@ -3780,6 +3962,12 @@
   </w:num>
   <w:num w:numId="13" w16cid:durableId="592781308">
     <w:abstractNumId w:val="11"/>
+  </w:num>
+  <w:num w:numId="14">
+    <w:abstractNumId w:val="3"/>
+    <w:lvlOverride w:ilvl="0">
+      <w:startOverride w:val="1"/>
+    </w:lvlOverride>
   </w:num>
   <w:numIdMacAtCleanup w:val="10"/>
 </w:numbering>

--- a/eng/docx/12.content.docx
+++ b/eng/docx/12.content.docx
@@ -19,7 +19,7 @@
         <w:rPr>
           <w:lang w:val="en_US" w:bidi="en_US"/>
         </w:rPr>
-        <w:t>Resource: Tyndale Open Study Notes</w:t>
+        <w:t>Resource: Aquifer Open Study Notes (Book Intros)</w:t>
       </w:r>
       <w:r>
         <w:rPr>
@@ -112,7 +112,7 @@
         <w:rPr>
           <w:lang w:val="en_US" w:bidi="en_US"/>
         </w:rPr>
-        <w:t>Tyndale Open Study Notes</w:t>
+        <w:t>Aquifer Open Study Notes (Book Intros)</w:t>
       </w:r>
     </w:p>
     <w:p>

--- a/eng/docx/12.content.docx
+++ b/eng/docx/12.content.docx
@@ -305,18 +305,12 @@
         </w:rPr>
         <w:t xml:space="preserve">the final years of the northern kingdom's third family line of kings (853–841 BC, </w:t>
       </w:r>
-      <w:hyperlink r:id="rId13">
-        <w:r>
-          <w:rPr>
-            <w:lang w:val="en_US" w:bidi="en_US"/>
-          </w:rPr>
-          <w:rPr>
-            <w:color w:val="0000EE"/>
-            <w:u w:val="single"/>
-          </w:rPr>
-          <w:t>1:1–9:37</w:t>
-        </w:r>
-      </w:hyperlink>
+      <w:r>
+        <w:rPr>
+          <w:lang w:val="en_US" w:bidi="en_US"/>
+        </w:rPr>
+        <w:t>1:1–9:37</w:t>
+      </w:r>
       <w:r>
         <w:rPr>
           <w:lang w:val="en_US" w:bidi="en_US"/>
@@ -341,18 +335,12 @@
         </w:rPr>
         <w:t xml:space="preserve">the time of the northern kingdom's fourth family line of kings (841–752 BC, </w:t>
       </w:r>
-      <w:hyperlink r:id="rId14">
-        <w:r>
-          <w:rPr>
-            <w:lang w:val="en_US" w:bidi="en_US"/>
-          </w:rPr>
-          <w:rPr>
-            <w:color w:val="0000EE"/>
-            <w:u w:val="single"/>
-          </w:rPr>
-          <w:t>10:1–15:12</w:t>
-        </w:r>
-      </w:hyperlink>
+      <w:r>
+        <w:rPr>
+          <w:lang w:val="en_US" w:bidi="en_US"/>
+        </w:rPr>
+        <w:t>10:1–15:12</w:t>
+      </w:r>
       <w:r>
         <w:rPr>
           <w:lang w:val="en_US" w:bidi="en_US"/>
@@ -377,18 +365,12 @@
         </w:rPr>
         <w:t xml:space="preserve">the decline and fall of the northern kingdom (752–722 BC, </w:t>
       </w:r>
-      <w:hyperlink r:id="rId15">
-        <w:r>
-          <w:rPr>
-            <w:lang w:val="en_US" w:bidi="en_US"/>
-          </w:rPr>
-          <w:rPr>
-            <w:color w:val="0000EE"/>
-            <w:u w:val="single"/>
-          </w:rPr>
-          <w:t>15:13–17:41</w:t>
-        </w:r>
-      </w:hyperlink>
+      <w:r>
+        <w:rPr>
+          <w:lang w:val="en_US" w:bidi="en_US"/>
+        </w:rPr>
+        <w:t>15:13–17:41</w:t>
+      </w:r>
       <w:r>
         <w:rPr>
           <w:lang w:val="en_US" w:bidi="en_US"/>
@@ -413,18 +395,12 @@
         </w:rPr>
         <w:t xml:space="preserve">the final years of the southern kingdom (722–586 BC, </w:t>
       </w:r>
-      <w:hyperlink r:id="rId16">
-        <w:r>
-          <w:rPr>
-            <w:lang w:val="en_US" w:bidi="en_US"/>
-          </w:rPr>
-          <w:rPr>
-            <w:color w:val="0000EE"/>
-            <w:u w:val="single"/>
-          </w:rPr>
-          <w:t>18:1–25:30</w:t>
-        </w:r>
-      </w:hyperlink>
+      <w:r>
+        <w:rPr>
+          <w:lang w:val="en_US" w:bidi="en_US"/>
+        </w:rPr>
+        <w:t>18:1–25:30</w:t>
+      </w:r>
       <w:r>
         <w:rPr>
           <w:lang w:val="en_US" w:bidi="en_US"/>
@@ -445,72 +421,48 @@
         </w:rPr>
         <w:t>The book begins with the death of King Ahaziah of Israel after an accident (</w:t>
       </w:r>
-      <w:hyperlink r:id="rId17">
-        <w:r>
-          <w:rPr>
-            <w:lang w:val="en_US" w:bidi="en_US"/>
-          </w:rPr>
-          <w:rPr>
-            <w:color w:val="0000EE"/>
-            <w:u w:val="single"/>
-          </w:rPr>
-          <w:t>1:1–18</w:t>
-        </w:r>
-      </w:hyperlink>
+      <w:r>
+        <w:rPr>
+          <w:lang w:val="en_US" w:bidi="en_US"/>
+        </w:rPr>
+        <w:t>1:1–18</w:t>
+      </w:r>
       <w:r>
         <w:rPr>
           <w:lang w:val="en_US" w:bidi="en_US"/>
         </w:rPr>
         <w:t>). It also records the end of Elijah’s earthly ministry, when God took him up to heaven (</w:t>
       </w:r>
-      <w:hyperlink r:id="rId18">
-        <w:r>
-          <w:rPr>
-            <w:lang w:val="en_US" w:bidi="en_US"/>
-          </w:rPr>
-          <w:rPr>
-            <w:color w:val="0000EE"/>
-            <w:u w:val="single"/>
-          </w:rPr>
-          <w:t>2:1–12</w:t>
-        </w:r>
-      </w:hyperlink>
+      <w:r>
+        <w:rPr>
+          <w:lang w:val="en_US" w:bidi="en_US"/>
+        </w:rPr>
+        <w:t>2:1–12</w:t>
+      </w:r>
       <w:r>
         <w:rPr>
           <w:lang w:val="en_US" w:bidi="en_US"/>
         </w:rPr>
         <w:t>). Elijah’s role as prophet then passed to Elisha. The next several chapters focus on Elisha’s miracles and his guidance to kings and others (</w:t>
       </w:r>
-      <w:hyperlink r:id="rId19">
-        <w:r>
-          <w:rPr>
-            <w:lang w:val="en_US" w:bidi="en_US"/>
-          </w:rPr>
-          <w:rPr>
-            <w:color w:val="0000EE"/>
-            <w:u w:val="single"/>
-          </w:rPr>
-          <w:t>2:12–8:15</w:t>
-        </w:r>
-      </w:hyperlink>
+      <w:r>
+        <w:rPr>
+          <w:lang w:val="en_US" w:bidi="en_US"/>
+        </w:rPr>
+        <w:t>2:12–8:15</w:t>
+      </w:r>
       <w:r>
         <w:rPr>
           <w:lang w:val="en_US" w:bidi="en_US"/>
         </w:rPr>
         <w:t xml:space="preserve">; see </w:t>
       </w:r>
-      <w:hyperlink r:id="rId20">
-        <w:r>
-          <w:rPr>
-            <w:lang w:val="en_US" w:bidi="en_US"/>
-          </w:rPr>
-          <w:rPr>
-            <w:color w:val="0000EE"/>
-            <w:u w:val="single"/>
-          </w:rPr>
-          <w:t>9:1–10</w:t>
-        </w:r>
-      </w:hyperlink>
+      <w:r>
+        <w:rPr>
+          <w:lang w:val="en_US" w:bidi="en_US"/>
+        </w:rPr>
+        <w:t>9:1–10</w:t>
+      </w:r>
       <w:r>
         <w:rPr>
           <w:lang w:val="en_US" w:bidi="en_US"/>
@@ -531,36 +483,24 @@
         </w:rPr>
         <w:t>The reigns of Jehoram and Ahaziah, kings of Judah, bring the story to the important year of 841 BC (</w:t>
       </w:r>
-      <w:hyperlink r:id="rId21">
-        <w:r>
-          <w:rPr>
-            <w:lang w:val="en_US" w:bidi="en_US"/>
-          </w:rPr>
-          <w:rPr>
-            <w:color w:val="0000EE"/>
-            <w:u w:val="single"/>
-          </w:rPr>
-          <w:t>8:16–29</w:t>
-        </w:r>
-      </w:hyperlink>
+      <w:r>
+        <w:rPr>
+          <w:lang w:val="en_US" w:bidi="en_US"/>
+        </w:rPr>
+        <w:t>8:16–29</w:t>
+      </w:r>
       <w:r>
         <w:rPr>
           <w:lang w:val="en_US" w:bidi="en_US"/>
         </w:rPr>
         <w:t>). In that year, Jehu killed Joram, king of Israel, and Ahaziah, king of Judah. He also put Jezebel to death, killed the remaining members of Ahab’s family, and executed the officials who worshiped Baal, a false god worshiped by many people in the region (</w:t>
       </w:r>
-      <w:hyperlink r:id="rId22">
-        <w:r>
-          <w:rPr>
-            <w:lang w:val="en_US" w:bidi="en_US"/>
-          </w:rPr>
-          <w:rPr>
-            <w:color w:val="0000EE"/>
-            <w:u w:val="single"/>
-          </w:rPr>
-          <w:t>9:11–10:29</w:t>
-        </w:r>
-      </w:hyperlink>
+      <w:r>
+        <w:rPr>
+          <w:lang w:val="en_US" w:bidi="en_US"/>
+        </w:rPr>
+        <w:t>9:11–10:29</w:t>
+      </w:r>
       <w:r>
         <w:rPr>
           <w:lang w:val="en_US" w:bidi="en_US"/>
@@ -581,54 +521,36 @@
         </w:rPr>
         <w:t>After these events, Jehu began his 28-year reign as king of Israel (</w:t>
       </w:r>
-      <w:hyperlink r:id="rId23">
-        <w:r>
-          <w:rPr>
-            <w:lang w:val="en_US" w:bidi="en_US"/>
-          </w:rPr>
-          <w:rPr>
-            <w:color w:val="0000EE"/>
-            <w:u w:val="single"/>
-          </w:rPr>
-          <w:t>10:30–36</w:t>
-        </w:r>
-      </w:hyperlink>
+      <w:r>
+        <w:rPr>
+          <w:lang w:val="en_US" w:bidi="en_US"/>
+        </w:rPr>
+        <w:t>10:30–36</w:t>
+      </w:r>
       <w:r>
         <w:rPr>
           <w:lang w:val="en_US" w:bidi="en_US"/>
         </w:rPr>
         <w:t>). Around the same time, Athaliah seized the throne of Judah and ruled for six years (</w:t>
       </w:r>
-      <w:hyperlink r:id="rId24">
-        <w:r>
-          <w:rPr>
-            <w:lang w:val="en_US" w:bidi="en_US"/>
-          </w:rPr>
-          <w:rPr>
-            <w:color w:val="0000EE"/>
-            <w:u w:val="single"/>
-          </w:rPr>
-          <w:t>11:1–20</w:t>
-        </w:r>
-      </w:hyperlink>
+      <w:r>
+        <w:rPr>
+          <w:lang w:val="en_US" w:bidi="en_US"/>
+        </w:rPr>
+        <w:t>11:1–20</w:t>
+      </w:r>
       <w:r>
         <w:rPr>
           <w:lang w:val="en_US" w:bidi="en_US"/>
         </w:rPr>
         <w:t>). Her reign ended when supporters of David’s royal line made the young Joash king (</w:t>
       </w:r>
-      <w:hyperlink r:id="rId25">
-        <w:r>
-          <w:rPr>
-            <w:lang w:val="en_US" w:bidi="en_US"/>
-          </w:rPr>
-          <w:rPr>
-            <w:color w:val="0000EE"/>
-            <w:u w:val="single"/>
-          </w:rPr>
-          <w:t>12:1–21</w:t>
-        </w:r>
-      </w:hyperlink>
+      <w:r>
+        <w:rPr>
+          <w:lang w:val="en_US" w:bidi="en_US"/>
+        </w:rPr>
+        <w:t>12:1–21</w:t>
+      </w:r>
       <w:r>
         <w:rPr>
           <w:lang w:val="en_US" w:bidi="en_US"/>
@@ -649,54 +571,36 @@
         </w:rPr>
         <w:t>For a time, the kingdoms of Israel and Judah enjoyed peace and success (</w:t>
       </w:r>
-      <w:hyperlink r:id="rId26">
-        <w:r>
-          <w:rPr>
-            <w:lang w:val="en_US" w:bidi="en_US"/>
-          </w:rPr>
-          <w:rPr>
-            <w:color w:val="0000EE"/>
-            <w:u w:val="single"/>
-          </w:rPr>
-          <w:t>14:23–15:7</w:t>
-        </w:r>
-      </w:hyperlink>
+      <w:r>
+        <w:rPr>
+          <w:lang w:val="en_US" w:bidi="en_US"/>
+        </w:rPr>
+        <w:t>14:23–15:7</w:t>
+      </w:r>
       <w:r>
         <w:rPr>
           <w:lang w:val="en_US" w:bidi="en_US"/>
         </w:rPr>
         <w:t>). However, the northern kingdom of Israel continued to turn away from God and began to decline. After the assassination of King Zechariah (</w:t>
       </w:r>
-      <w:hyperlink r:id="rId27">
-        <w:r>
-          <w:rPr>
-            <w:lang w:val="en_US" w:bidi="en_US"/>
-          </w:rPr>
-          <w:rPr>
-            <w:color w:val="0000EE"/>
-            <w:u w:val="single"/>
-          </w:rPr>
-          <w:t>15:8–12</w:t>
-        </w:r>
-      </w:hyperlink>
+      <w:r>
+        <w:rPr>
+          <w:lang w:val="en_US" w:bidi="en_US"/>
+        </w:rPr>
+        <w:t>15:8–12</w:t>
+      </w:r>
       <w:r>
         <w:rPr>
           <w:lang w:val="en_US" w:bidi="en_US"/>
         </w:rPr>
         <w:t>), a series of kings ruled for short periods: Shallum, Menahem, Pekahiah, Pekah, and Hoshea (</w:t>
       </w:r>
-      <w:hyperlink r:id="rId28">
-        <w:r>
-          <w:rPr>
-            <w:lang w:val="en_US" w:bidi="en_US"/>
-          </w:rPr>
-          <w:rPr>
-            <w:color w:val="0000EE"/>
-            <w:u w:val="single"/>
-          </w:rPr>
-          <w:t>15:13–17:2</w:t>
-        </w:r>
-      </w:hyperlink>
+      <w:r>
+        <w:rPr>
+          <w:lang w:val="en_US" w:bidi="en_US"/>
+        </w:rPr>
+        <w:t>15:13–17:2</w:t>
+      </w:r>
       <w:r>
         <w:rPr>
           <w:lang w:val="en_US" w:bidi="en_US"/>
@@ -717,36 +621,24 @@
         </w:rPr>
         <w:t>Hoshea was the last king of Israel and rule from 732 to 722 BC. He placed his trust in Egypt and rebelled against Assyria. As a result, Assyria captured Samaria, the capital of Israel, and the northern kingdom came to an end in 722 BC (</w:t>
       </w:r>
-      <w:hyperlink r:id="rId29">
-        <w:r>
-          <w:rPr>
-            <w:lang w:val="en_US" w:bidi="en_US"/>
-          </w:rPr>
-          <w:rPr>
-            <w:color w:val="0000EE"/>
-            <w:u w:val="single"/>
-          </w:rPr>
-          <w:t>17:3–6</w:t>
-        </w:r>
-      </w:hyperlink>
+      <w:r>
+        <w:rPr>
+          <w:lang w:val="en_US" w:bidi="en_US"/>
+        </w:rPr>
+        <w:t>17:3–6</w:t>
+      </w:r>
       <w:r>
         <w:rPr>
           <w:lang w:val="en_US" w:bidi="en_US"/>
         </w:rPr>
         <w:t>). The author then explains why Israel fell and describes how Samaria was settled by new groups of people after its capture (</w:t>
       </w:r>
-      <w:hyperlink r:id="rId30">
-        <w:r>
-          <w:rPr>
-            <w:lang w:val="en_US" w:bidi="en_US"/>
-          </w:rPr>
-          <w:rPr>
-            <w:color w:val="0000EE"/>
-            <w:u w:val="single"/>
-          </w:rPr>
-          <w:t>17:7–41</w:t>
-        </w:r>
-      </w:hyperlink>
+      <w:r>
+        <w:rPr>
+          <w:lang w:val="en_US" w:bidi="en_US"/>
+        </w:rPr>
+        <w:t>17:7–41</w:t>
+      </w:r>
       <w:r>
         <w:rPr>
           <w:lang w:val="en_US" w:bidi="en_US"/>
@@ -767,90 +659,60 @@
         </w:rPr>
         <w:t>The final section of 2 Kings (</w:t>
       </w:r>
-      <w:hyperlink r:id="rId16">
-        <w:r>
-          <w:rPr>
-            <w:lang w:val="en_US" w:bidi="en_US"/>
-          </w:rPr>
-          <w:rPr>
-            <w:color w:val="0000EE"/>
-            <w:u w:val="single"/>
-          </w:rPr>
-          <w:t>18:1–25:30</w:t>
-        </w:r>
-      </w:hyperlink>
+      <w:r>
+        <w:rPr>
+          <w:lang w:val="en_US" w:bidi="en_US"/>
+        </w:rPr>
+        <w:t>18:1–25:30</w:t>
+      </w:r>
       <w:r>
         <w:rPr>
           <w:lang w:val="en_US" w:bidi="en_US"/>
         </w:rPr>
         <w:t>) focuses on the history of Judah. King Hezekiah is remembered for trusting the Lord during a time of great pressure (</w:t>
       </w:r>
-      <w:hyperlink r:id="rId31">
-        <w:r>
-          <w:rPr>
-            <w:lang w:val="en_US" w:bidi="en_US"/>
-          </w:rPr>
-          <w:rPr>
-            <w:color w:val="0000EE"/>
-            <w:u w:val="single"/>
-          </w:rPr>
-          <w:t>18:5–6</w:t>
-        </w:r>
-      </w:hyperlink>
+      <w:r>
+        <w:rPr>
+          <w:lang w:val="en_US" w:bidi="en_US"/>
+        </w:rPr>
+        <w:t>18:5–6</w:t>
+      </w:r>
       <w:r>
         <w:rPr>
           <w:lang w:val="en_US" w:bidi="en_US"/>
         </w:rPr>
         <w:t xml:space="preserve">; see </w:t>
       </w:r>
-      <w:hyperlink r:id="rId32">
-        <w:r>
-          <w:rPr>
-            <w:lang w:val="en_US" w:bidi="en_US"/>
-          </w:rPr>
-          <w:rPr>
-            <w:color w:val="0000EE"/>
-            <w:u w:val="single"/>
-          </w:rPr>
-          <w:t>18:13–20:11</w:t>
-        </w:r>
-      </w:hyperlink>
+      <w:r>
+        <w:rPr>
+          <w:lang w:val="en_US" w:bidi="en_US"/>
+        </w:rPr>
+        <w:t>18:13–20:11</w:t>
+      </w:r>
       <w:r>
         <w:rPr>
           <w:lang w:val="en_US" w:bidi="en_US"/>
         </w:rPr>
         <w:t>). King Josiah is praised for his commitment to obeying the law of the Lord (</w:t>
       </w:r>
-      <w:hyperlink r:id="rId33">
-        <w:r>
-          <w:rPr>
-            <w:lang w:val="en_US" w:bidi="en_US"/>
-          </w:rPr>
-          <w:rPr>
-            <w:color w:val="0000EE"/>
-            <w:u w:val="single"/>
-          </w:rPr>
-          <w:t>23:19</w:t>
-        </w:r>
-      </w:hyperlink>
+      <w:r>
+        <w:rPr>
+          <w:lang w:val="en_US" w:bidi="en_US"/>
+        </w:rPr>
+        <w:t>23:19</w:t>
+      </w:r>
       <w:r>
         <w:rPr>
           <w:lang w:val="en_US" w:bidi="en_US"/>
         </w:rPr>
         <w:t xml:space="preserve">; see </w:t>
       </w:r>
-      <w:hyperlink r:id="rId34">
-        <w:r>
-          <w:rPr>
-            <w:lang w:val="en_US" w:bidi="en_US"/>
-          </w:rPr>
-          <w:rPr>
-            <w:color w:val="0000EE"/>
-            <w:u w:val="single"/>
-          </w:rPr>
-          <w:t>22:8–23:25</w:t>
-        </w:r>
-      </w:hyperlink>
+      <w:r>
+        <w:rPr>
+          <w:lang w:val="en_US" w:bidi="en_US"/>
+        </w:rPr>
+        <w:t>22:8–23:25</w:t>
+      </w:r>
       <w:r>
         <w:rPr>
           <w:lang w:val="en_US" w:bidi="en_US"/>
@@ -871,54 +733,36 @@
         </w:rPr>
         <w:t>Even so, both kings made serious mistakes. Hezekiah showed the treasures of his kingdom to Babylon's envoys (</w:t>
       </w:r>
-      <w:hyperlink r:id="rId35">
-        <w:r>
-          <w:rPr>
-            <w:lang w:val="en_US" w:bidi="en_US"/>
-          </w:rPr>
-          <w:rPr>
-            <w:color w:val="0000EE"/>
-            <w:u w:val="single"/>
-          </w:rPr>
-          <w:t>20:12–19</w:t>
-        </w:r>
-      </w:hyperlink>
+      <w:r>
+        <w:rPr>
+          <w:lang w:val="en_US" w:bidi="en_US"/>
+        </w:rPr>
+        <w:t>20:12–19</w:t>
+      </w:r>
       <w:r>
         <w:rPr>
           <w:lang w:val="en_US" w:bidi="en_US"/>
         </w:rPr>
         <w:t>). Josiah died after going into battle against Pharaoh Neco of Egypt (</w:t>
       </w:r>
-      <w:hyperlink r:id="rId36">
-        <w:r>
-          <w:rPr>
-            <w:lang w:val="en_US" w:bidi="en_US"/>
-          </w:rPr>
-          <w:rPr>
-            <w:color w:val="0000EE"/>
-            <w:u w:val="single"/>
-          </w:rPr>
-          <w:t>23:29–30</w:t>
-        </w:r>
-      </w:hyperlink>
+      <w:r>
+        <w:rPr>
+          <w:lang w:val="en_US" w:bidi="en_US"/>
+        </w:rPr>
+        <w:t>23:29–30</w:t>
+      </w:r>
       <w:r>
         <w:rPr>
           <w:lang w:val="en_US" w:bidi="en_US"/>
         </w:rPr>
         <w:t xml:space="preserve">; see </w:t>
       </w:r>
-      <w:hyperlink r:id="rId37">
-        <w:r>
-          <w:rPr>
-            <w:lang w:val="en_US" w:bidi="en_US"/>
-          </w:rPr>
-          <w:rPr>
-            <w:color w:val="0000EE"/>
-            <w:u w:val="single"/>
-          </w:rPr>
-          <w:t>2 Chronicles 35:20–25</w:t>
-        </w:r>
-      </w:hyperlink>
+      <w:r>
+        <w:rPr>
+          <w:lang w:val="en_US" w:bidi="en_US"/>
+        </w:rPr>
+        <w:t>2 Chronicles 35:20–25</w:t>
+      </w:r>
       <w:r>
         <w:rPr>
           <w:lang w:val="en_US" w:bidi="en_US"/>
@@ -939,36 +783,24 @@
         </w:rPr>
         <w:t>After Josiah's death, the last kings of Judah continued to do what was evil in the Lord's sight. As a result, the kingdom suffered greatly and was eventually destroyed by King Nebuchadnezzar II of Babylon (</w:t>
       </w:r>
-      <w:hyperlink r:id="rId38">
-        <w:r>
-          <w:rPr>
-            <w:lang w:val="en_US" w:bidi="en_US"/>
-          </w:rPr>
-          <w:rPr>
-            <w:color w:val="0000EE"/>
-            <w:u w:val="single"/>
-          </w:rPr>
-          <w:t>2 Kings 23:31–25:21</w:t>
-        </w:r>
-      </w:hyperlink>
+      <w:r>
+        <w:rPr>
+          <w:lang w:val="en_US" w:bidi="en_US"/>
+        </w:rPr>
+        <w:t>2 Kings 23:31–25:21</w:t>
+      </w:r>
       <w:r>
         <w:rPr>
           <w:lang w:val="en_US" w:bidi="en_US"/>
         </w:rPr>
         <w:t xml:space="preserve">). God's promised judgment came upon Judah, just as the prophets had warned (see </w:t>
       </w:r>
-      <w:hyperlink r:id="rId39">
-        <w:r>
-          <w:rPr>
-            <w:lang w:val="en_US" w:bidi="en_US"/>
-          </w:rPr>
-          <w:rPr>
-            <w:color w:val="0000EE"/>
-            <w:u w:val="single"/>
-          </w:rPr>
-          <w:t>Jeremiah 38:17–23</w:t>
-        </w:r>
-      </w:hyperlink>
+      <w:r>
+        <w:rPr>
+          <w:lang w:val="en_US" w:bidi="en_US"/>
+        </w:rPr>
+        <w:t>Jeremiah 38:17–23</w:t>
+      </w:r>
       <w:r>
         <w:rPr>
           <w:lang w:val="en_US" w:bidi="en_US"/>
@@ -989,36 +821,24 @@
         </w:rPr>
         <w:t>The book of 2 Kings ends with two final accounts. The first describes events in Judah after the fall of Jerusalem (</w:t>
       </w:r>
-      <w:hyperlink r:id="rId40">
-        <w:r>
-          <w:rPr>
-            <w:lang w:val="en_US" w:bidi="en_US"/>
-          </w:rPr>
-          <w:rPr>
-            <w:color w:val="0000EE"/>
-            <w:u w:val="single"/>
-          </w:rPr>
-          <w:t>2 Kings 25:22–26</w:t>
-        </w:r>
-      </w:hyperlink>
+      <w:r>
+        <w:rPr>
+          <w:lang w:val="en_US" w:bidi="en_US"/>
+        </w:rPr>
+        <w:t>2 Kings 25:22–26</w:t>
+      </w:r>
       <w:r>
         <w:rPr>
           <w:lang w:val="en_US" w:bidi="en_US"/>
         </w:rPr>
         <w:t>). The second tells how Jehoiachin was later released from prison in Babylon (</w:t>
       </w:r>
-      <w:hyperlink r:id="rId41">
-        <w:r>
-          <w:rPr>
-            <w:lang w:val="en_US" w:bidi="en_US"/>
-          </w:rPr>
-          <w:rPr>
-            <w:color w:val="0000EE"/>
-            <w:u w:val="single"/>
-          </w:rPr>
-          <w:t>25:27–30</w:t>
-        </w:r>
-      </w:hyperlink>
+      <w:r>
+        <w:rPr>
+          <w:lang w:val="en_US" w:bidi="en_US"/>
+        </w:rPr>
+        <w:t>25:27–30</w:t>
+      </w:r>
       <w:r>
         <w:rPr>
           <w:lang w:val="en_US" w:bidi="en_US"/>
@@ -1064,18 +884,12 @@
         </w:rPr>
         <w:t xml:space="preserve">The author's detailed knowledge of Judah's later history suggests that he may have lived in or near Jerusalem. He may even have witnessed some of the events that led to the city's fall. It is not clear whether he was still alive when the final section about Jehoiachin's release in Babylon was written (561 BC; </w:t>
       </w:r>
-      <w:hyperlink r:id="rId42">
-        <w:r>
-          <w:rPr>
-            <w:lang w:val="en_US" w:bidi="en_US"/>
-          </w:rPr>
-          <w:rPr>
-            <w:color w:val="0000EE"/>
-            <w:u w:val="single"/>
-          </w:rPr>
-          <w:t>25:25–30</w:t>
-        </w:r>
-      </w:hyperlink>
+      <w:r>
+        <w:rPr>
+          <w:lang w:val="en_US" w:bidi="en_US"/>
+        </w:rPr>
+        <w:t>25:25–30</w:t>
+      </w:r>
       <w:r>
         <w:rPr>
           <w:lang w:val="en_US" w:bidi="en_US"/>
@@ -1200,108 +1014,72 @@
         </w:rPr>
         <w:t>(</w:t>
       </w:r>
-      <w:hyperlink r:id="rId43">
-        <w:r>
-          <w:rPr>
-            <w:lang w:val="en_US" w:bidi="en_US"/>
-          </w:rPr>
-          <w:rPr>
-            <w:color w:val="0000EE"/>
-            <w:u w:val="single"/>
-          </w:rPr>
-          <w:t>13:2</w:t>
-        </w:r>
-      </w:hyperlink>
+      <w:r>
+        <w:rPr>
+          <w:lang w:val="en_US" w:bidi="en_US"/>
+        </w:rPr>
+        <w:t>13:2</w:t>
+      </w:r>
       <w:r>
         <w:rPr>
           <w:lang w:val="en_US" w:bidi="en_US"/>
         </w:rPr>
         <w:t xml:space="preserve">, </w:t>
       </w:r>
-      <w:hyperlink r:id="rId44">
-        <w:r>
-          <w:rPr>
-            <w:lang w:val="en_US" w:bidi="en_US"/>
-          </w:rPr>
-          <w:rPr>
-            <w:color w:val="0000EE"/>
-            <w:u w:val="single"/>
-          </w:rPr>
-          <w:t>11</w:t>
-        </w:r>
-      </w:hyperlink>
+      <w:r>
+        <w:rPr>
+          <w:lang w:val="en_US" w:bidi="en_US"/>
+        </w:rPr>
+        <w:t>11</w:t>
+      </w:r>
       <w:r>
         <w:rPr>
           <w:lang w:val="en_US" w:bidi="en_US"/>
         </w:rPr>
         <w:t xml:space="preserve">; </w:t>
       </w:r>
-      <w:hyperlink r:id="rId45">
-        <w:r>
-          <w:rPr>
-            <w:lang w:val="en_US" w:bidi="en_US"/>
-          </w:rPr>
-          <w:rPr>
-            <w:color w:val="0000EE"/>
-            <w:u w:val="single"/>
-          </w:rPr>
-          <w:t>14:24</w:t>
-        </w:r>
-      </w:hyperlink>
+      <w:r>
+        <w:rPr>
+          <w:lang w:val="en_US" w:bidi="en_US"/>
+        </w:rPr>
+        <w:t>14:24</w:t>
+      </w:r>
       <w:r>
         <w:rPr>
           <w:lang w:val="en_US" w:bidi="en_US"/>
         </w:rPr>
         <w:t xml:space="preserve">; </w:t>
       </w:r>
-      <w:hyperlink r:id="rId46">
-        <w:r>
-          <w:rPr>
-            <w:lang w:val="en_US" w:bidi="en_US"/>
-          </w:rPr>
-          <w:rPr>
-            <w:color w:val="0000EE"/>
-            <w:u w:val="single"/>
-          </w:rPr>
-          <w:t>15:9</w:t>
-        </w:r>
-      </w:hyperlink>
+      <w:r>
+        <w:rPr>
+          <w:lang w:val="en_US" w:bidi="en_US"/>
+        </w:rPr>
+        <w:t>15:9</w:t>
+      </w:r>
       <w:r>
         <w:rPr>
           <w:lang w:val="en_US" w:bidi="en_US"/>
         </w:rPr>
         <w:t xml:space="preserve">; </w:t>
       </w:r>
-      <w:hyperlink r:id="rId47">
-        <w:r>
-          <w:rPr>
-            <w:lang w:val="en_US" w:bidi="en_US"/>
-          </w:rPr>
-          <w:rPr>
-            <w:color w:val="0000EE"/>
-            <w:u w:val="single"/>
-          </w:rPr>
-          <w:t>17:2</w:t>
-        </w:r>
-      </w:hyperlink>
+      <w:r>
+        <w:rPr>
+          <w:lang w:val="en_US" w:bidi="en_US"/>
+        </w:rPr>
+        <w:t>17:2</w:t>
+      </w:r>
       <w:r>
         <w:rPr>
           <w:lang w:val="en_US" w:bidi="en_US"/>
         </w:rPr>
         <w:t xml:space="preserve">). Many of the kings of Judah are also criticized for their unfaithfulness to God (see for example, </w:t>
       </w:r>
-      <w:hyperlink r:id="rId48">
-        <w:r>
-          <w:rPr>
-            <w:lang w:val="en_US" w:bidi="en_US"/>
-          </w:rPr>
-          <w:rPr>
-            <w:color w:val="0000EE"/>
-            <w:u w:val="single"/>
-          </w:rPr>
-          <w:t>8:18</w:t>
-        </w:r>
-      </w:hyperlink>
+      <w:r>
+        <w:rPr>
+          <w:lang w:val="en_US" w:bidi="en_US"/>
+        </w:rPr>
+        <w:t>8:18</w:t>
+      </w:r>
       <w:r>
         <w:rPr>
           <w:lang w:val="en_US" w:bidi="en_US"/>
@@ -1322,90 +1100,60 @@
         </w:rPr>
         <w:t xml:space="preserve">Manasseh is especially condemned because of his widespread idolatry (the worship of false gods) and apostasy (turning away from God; see </w:t>
       </w:r>
-      <w:hyperlink r:id="rId49">
-        <w:r>
-          <w:rPr>
-            <w:lang w:val="en_US" w:bidi="en_US"/>
-          </w:rPr>
-          <w:rPr>
-            <w:color w:val="0000EE"/>
-            <w:u w:val="single"/>
-          </w:rPr>
-          <w:t>21:2–9</w:t>
-        </w:r>
-      </w:hyperlink>
+      <w:r>
+        <w:rPr>
+          <w:lang w:val="en_US" w:bidi="en_US"/>
+        </w:rPr>
+        <w:t>21:2–9</w:t>
+      </w:r>
       <w:r>
         <w:rPr>
           <w:lang w:val="en_US" w:bidi="en_US"/>
         </w:rPr>
         <w:t>). Several kings who ruled after him followed his example (</w:t>
       </w:r>
-      <w:hyperlink r:id="rId50">
-        <w:r>
-          <w:rPr>
-            <w:lang w:val="en_US" w:bidi="en_US"/>
-          </w:rPr>
-          <w:rPr>
-            <w:color w:val="0000EE"/>
-            <w:u w:val="single"/>
-          </w:rPr>
-          <w:t>23:32</w:t>
-        </w:r>
-      </w:hyperlink>
+      <w:r>
+        <w:rPr>
+          <w:lang w:val="en_US" w:bidi="en_US"/>
+        </w:rPr>
+        <w:t>23:32</w:t>
+      </w:r>
       <w:r>
         <w:rPr>
           <w:lang w:val="en_US" w:bidi="en_US"/>
         </w:rPr>
         <w:t xml:space="preserve">, </w:t>
       </w:r>
-      <w:hyperlink r:id="rId51">
-        <w:r>
-          <w:rPr>
-            <w:lang w:val="en_US" w:bidi="en_US"/>
-          </w:rPr>
-          <w:rPr>
-            <w:color w:val="0000EE"/>
-            <w:u w:val="single"/>
-          </w:rPr>
-          <w:t>37</w:t>
-        </w:r>
-      </w:hyperlink>
+      <w:r>
+        <w:rPr>
+          <w:lang w:val="en_US" w:bidi="en_US"/>
+        </w:rPr>
+        <w:t>37</w:t>
+      </w:r>
       <w:r>
         <w:rPr>
           <w:lang w:val="en_US" w:bidi="en_US"/>
         </w:rPr>
         <w:t xml:space="preserve">; </w:t>
       </w:r>
-      <w:hyperlink r:id="rId52">
-        <w:r>
-          <w:rPr>
-            <w:lang w:val="en_US" w:bidi="en_US"/>
-          </w:rPr>
-          <w:rPr>
-            <w:color w:val="0000EE"/>
-            <w:u w:val="single"/>
-          </w:rPr>
-          <w:t>24:9</w:t>
-        </w:r>
-      </w:hyperlink>
+      <w:r>
+        <w:rPr>
+          <w:lang w:val="en_US" w:bidi="en_US"/>
+        </w:rPr>
+        <w:t>24:9</w:t>
+      </w:r>
       <w:r>
         <w:rPr>
           <w:lang w:val="en_US" w:bidi="en_US"/>
         </w:rPr>
         <w:t xml:space="preserve">, </w:t>
       </w:r>
-      <w:hyperlink r:id="rId53">
-        <w:r>
-          <w:rPr>
-            <w:lang w:val="en_US" w:bidi="en_US"/>
-          </w:rPr>
-          <w:rPr>
-            <w:color w:val="0000EE"/>
-            <w:u w:val="single"/>
-          </w:rPr>
-          <w:t>19</w:t>
-        </w:r>
-      </w:hyperlink>
+      <w:r>
+        <w:rPr>
+          <w:lang w:val="en_US" w:bidi="en_US"/>
+        </w:rPr>
+        <w:t>19</w:t>
+      </w:r>
       <w:r>
         <w:rPr>
           <w:lang w:val="en_US" w:bidi="en_US"/>
@@ -1426,198 +1174,132 @@
         </w:rPr>
         <w:t>Several kings of Judah are praised because they did what was pleasing in the Lord's sight (</w:t>
       </w:r>
-      <w:hyperlink r:id="rId54">
-        <w:r>
-          <w:rPr>
-            <w:lang w:val="en_US" w:bidi="en_US"/>
-          </w:rPr>
-          <w:rPr>
-            <w:color w:val="0000EE"/>
-            <w:u w:val="single"/>
-          </w:rPr>
-          <w:t>12:2</w:t>
-        </w:r>
-      </w:hyperlink>
+      <w:r>
+        <w:rPr>
+          <w:lang w:val="en_US" w:bidi="en_US"/>
+        </w:rPr>
+        <w:t>12:2</w:t>
+      </w:r>
       <w:r>
         <w:rPr>
           <w:lang w:val="en_US" w:bidi="en_US"/>
         </w:rPr>
         <w:t xml:space="preserve">; </w:t>
       </w:r>
-      <w:hyperlink r:id="rId55">
-        <w:r>
-          <w:rPr>
-            <w:lang w:val="en_US" w:bidi="en_US"/>
-          </w:rPr>
-          <w:rPr>
-            <w:color w:val="0000EE"/>
-            <w:u w:val="single"/>
-          </w:rPr>
-          <w:t>14:3</w:t>
-        </w:r>
-      </w:hyperlink>
+      <w:r>
+        <w:rPr>
+          <w:lang w:val="en_US" w:bidi="en_US"/>
+        </w:rPr>
+        <w:t>14:3</w:t>
+      </w:r>
       <w:r>
         <w:rPr>
           <w:lang w:val="en_US" w:bidi="en_US"/>
         </w:rPr>
         <w:t xml:space="preserve">; </w:t>
       </w:r>
-      <w:hyperlink r:id="rId56">
-        <w:r>
-          <w:rPr>
-            <w:lang w:val="en_US" w:bidi="en_US"/>
-          </w:rPr>
-          <w:rPr>
-            <w:color w:val="0000EE"/>
-            <w:u w:val="single"/>
-          </w:rPr>
-          <w:t>15:3</w:t>
-        </w:r>
-      </w:hyperlink>
+      <w:r>
+        <w:rPr>
+          <w:lang w:val="en_US" w:bidi="en_US"/>
+        </w:rPr>
+        <w:t>15:3</w:t>
+      </w:r>
       <w:r>
         <w:rPr>
           <w:lang w:val="en_US" w:bidi="en_US"/>
         </w:rPr>
         <w:t xml:space="preserve">, </w:t>
       </w:r>
-      <w:hyperlink r:id="rId57">
-        <w:r>
-          <w:rPr>
-            <w:lang w:val="en_US" w:bidi="en_US"/>
-          </w:rPr>
-          <w:rPr>
-            <w:color w:val="0000EE"/>
-            <w:u w:val="single"/>
-          </w:rPr>
-          <w:t>34</w:t>
-        </w:r>
-      </w:hyperlink>
+      <w:r>
+        <w:rPr>
+          <w:lang w:val="en_US" w:bidi="en_US"/>
+        </w:rPr>
+        <w:t>34</w:t>
+      </w:r>
       <w:r>
         <w:rPr>
           <w:lang w:val="en_US" w:bidi="en_US"/>
         </w:rPr>
         <w:t xml:space="preserve">; </w:t>
       </w:r>
-      <w:hyperlink r:id="rId58">
-        <w:r>
-          <w:rPr>
-            <w:lang w:val="en_US" w:bidi="en_US"/>
-          </w:rPr>
-          <w:rPr>
-            <w:color w:val="0000EE"/>
-            <w:u w:val="single"/>
-          </w:rPr>
-          <w:t>18:3</w:t>
-        </w:r>
-      </w:hyperlink>
+      <w:r>
+        <w:rPr>
+          <w:lang w:val="en_US" w:bidi="en_US"/>
+        </w:rPr>
+        <w:t>18:3</w:t>
+      </w:r>
       <w:r>
         <w:rPr>
           <w:lang w:val="en_US" w:bidi="en_US"/>
         </w:rPr>
         <w:t xml:space="preserve">; </w:t>
       </w:r>
-      <w:hyperlink r:id="rId59">
-        <w:r>
-          <w:rPr>
-            <w:lang w:val="en_US" w:bidi="en_US"/>
-          </w:rPr>
-          <w:rPr>
-            <w:color w:val="0000EE"/>
-            <w:u w:val="single"/>
-          </w:rPr>
-          <w:t>22:2</w:t>
-        </w:r>
-      </w:hyperlink>
+      <w:r>
+        <w:rPr>
+          <w:lang w:val="en_US" w:bidi="en_US"/>
+        </w:rPr>
+        <w:t>22:2</w:t>
+      </w:r>
       <w:r>
         <w:rPr>
           <w:lang w:val="en_US" w:bidi="en_US"/>
         </w:rPr>
         <w:t>). These kings cared for the maintenance and repair of the temple (</w:t>
       </w:r>
-      <w:hyperlink r:id="rId60">
-        <w:r>
-          <w:rPr>
-            <w:lang w:val="en_US" w:bidi="en_US"/>
-          </w:rPr>
-          <w:rPr>
-            <w:color w:val="0000EE"/>
-            <w:u w:val="single"/>
-          </w:rPr>
-          <w:t>12:6–16</w:t>
-        </w:r>
-      </w:hyperlink>
+      <w:r>
+        <w:rPr>
+          <w:lang w:val="en_US" w:bidi="en_US"/>
+        </w:rPr>
+        <w:t>12:6–16</w:t>
+      </w:r>
       <w:r>
         <w:rPr>
           <w:lang w:val="en_US" w:bidi="en_US"/>
         </w:rPr>
         <w:t xml:space="preserve">; </w:t>
       </w:r>
-      <w:hyperlink r:id="rId61">
-        <w:r>
-          <w:rPr>
-            <w:lang w:val="en_US" w:bidi="en_US"/>
-          </w:rPr>
-          <w:rPr>
-            <w:color w:val="0000EE"/>
-            <w:u w:val="single"/>
-          </w:rPr>
-          <w:t>22:3–7</w:t>
-        </w:r>
-      </w:hyperlink>
+      <w:r>
+        <w:rPr>
+          <w:lang w:val="en_US" w:bidi="en_US"/>
+        </w:rPr>
+        <w:t>22:3–7</w:t>
+      </w:r>
       <w:r>
         <w:rPr>
           <w:lang w:val="en_US" w:bidi="en_US"/>
         </w:rPr>
         <w:t>). They also sought to obey God's word and encourage others to do the same (</w:t>
       </w:r>
-      <w:hyperlink r:id="rId62">
-        <w:r>
-          <w:rPr>
-            <w:lang w:val="en_US" w:bidi="en_US"/>
-          </w:rPr>
-          <w:rPr>
-            <w:color w:val="0000EE"/>
-            <w:u w:val="single"/>
-          </w:rPr>
-          <w:t>18:6</w:t>
-        </w:r>
-      </w:hyperlink>
+      <w:r>
+        <w:rPr>
+          <w:lang w:val="en_US" w:bidi="en_US"/>
+        </w:rPr>
+        <w:t>18:6</w:t>
+      </w:r>
       <w:r>
         <w:rPr>
           <w:lang w:val="en_US" w:bidi="en_US"/>
         </w:rPr>
         <w:t xml:space="preserve">; </w:t>
       </w:r>
-      <w:hyperlink r:id="rId63">
-        <w:r>
-          <w:rPr>
-            <w:lang w:val="en_US" w:bidi="en_US"/>
-          </w:rPr>
-          <w:rPr>
-            <w:color w:val="0000EE"/>
-            <w:u w:val="single"/>
-          </w:rPr>
-          <w:t>22:8–13</w:t>
-        </w:r>
-      </w:hyperlink>
+      <w:r>
+        <w:rPr>
+          <w:lang w:val="en_US" w:bidi="en_US"/>
+        </w:rPr>
+        <w:t>22:8–13</w:t>
+      </w:r>
       <w:r>
         <w:rPr>
           <w:lang w:val="en_US" w:bidi="en_US"/>
         </w:rPr>
         <w:t xml:space="preserve">; </w:t>
       </w:r>
-      <w:hyperlink r:id="rId64">
-        <w:r>
-          <w:rPr>
-            <w:lang w:val="en_US" w:bidi="en_US"/>
-          </w:rPr>
-          <w:rPr>
-            <w:color w:val="0000EE"/>
-            <w:u w:val="single"/>
-          </w:rPr>
-          <w:t>23:1–3</w:t>
-        </w:r>
-      </w:hyperlink>
+      <w:r>
+        <w:rPr>
+          <w:lang w:val="en_US" w:bidi="en_US"/>
+        </w:rPr>
+        <w:t>23:1–3</w:t>
+      </w:r>
       <w:r>
         <w:rPr>
           <w:lang w:val="en_US" w:bidi="en_US"/>
@@ -1638,90 +1320,60 @@
         </w:rPr>
         <w:t>Two kings receive special praise. Hezekiah is commended for trusting in the Lord and obeying God's word (</w:t>
       </w:r>
-      <w:hyperlink r:id="rId31">
-        <w:r>
-          <w:rPr>
-            <w:lang w:val="en_US" w:bidi="en_US"/>
-          </w:rPr>
-          <w:rPr>
-            <w:color w:val="0000EE"/>
-            <w:u w:val="single"/>
-          </w:rPr>
-          <w:t>18:5–6</w:t>
-        </w:r>
-      </w:hyperlink>
+      <w:r>
+        <w:rPr>
+          <w:lang w:val="en_US" w:bidi="en_US"/>
+        </w:rPr>
+        <w:t>18:5–6</w:t>
+      </w:r>
       <w:r>
         <w:rPr>
           <w:lang w:val="en_US" w:bidi="en_US"/>
         </w:rPr>
         <w:t>). Josiah is praised for his commitment to the law of Moses (</w:t>
       </w:r>
-      <w:hyperlink r:id="rId65">
-        <w:r>
-          <w:rPr>
-            <w:lang w:val="en_US" w:bidi="en_US"/>
-          </w:rPr>
-          <w:rPr>
-            <w:color w:val="0000EE"/>
-            <w:u w:val="single"/>
-          </w:rPr>
-          <w:t>23:25</w:t>
-        </w:r>
-      </w:hyperlink>
+      <w:r>
+        <w:rPr>
+          <w:lang w:val="en_US" w:bidi="en_US"/>
+        </w:rPr>
+        <w:t>23:25</w:t>
+      </w:r>
       <w:r>
         <w:rPr>
           <w:lang w:val="en_US" w:bidi="en_US"/>
         </w:rPr>
         <w:t xml:space="preserve">). The message is clear. God's people should live according to the teachings of God's word and seek to do what is pleasing in his sight (compare </w:t>
       </w:r>
-      <w:hyperlink r:id="rId66">
-        <w:r>
-          <w:rPr>
-            <w:lang w:val="en_US" w:bidi="en_US"/>
-          </w:rPr>
-          <w:rPr>
-            <w:color w:val="0000EE"/>
-            <w:u w:val="single"/>
-          </w:rPr>
-          <w:t>Psalm 119:9–11</w:t>
-        </w:r>
-      </w:hyperlink>
+      <w:r>
+        <w:rPr>
+          <w:lang w:val="en_US" w:bidi="en_US"/>
+        </w:rPr>
+        <w:t>Psalm 119:9–11</w:t>
+      </w:r>
       <w:r>
         <w:rPr>
           <w:lang w:val="en_US" w:bidi="en_US"/>
         </w:rPr>
         <w:t xml:space="preserve">, </w:t>
       </w:r>
-      <w:hyperlink r:id="rId67">
-        <w:r>
-          <w:rPr>
-            <w:lang w:val="en_US" w:bidi="en_US"/>
-          </w:rPr>
-          <w:rPr>
-            <w:color w:val="0000EE"/>
-            <w:u w:val="single"/>
-          </w:rPr>
-          <w:t>111</w:t>
-        </w:r>
-      </w:hyperlink>
+      <w:r>
+        <w:rPr>
+          <w:lang w:val="en_US" w:bidi="en_US"/>
+        </w:rPr>
+        <w:t>111</w:t>
+      </w:r>
       <w:r>
         <w:rPr>
           <w:lang w:val="en_US" w:bidi="en_US"/>
         </w:rPr>
         <w:t xml:space="preserve">; </w:t>
       </w:r>
-      <w:hyperlink r:id="rId68">
-        <w:r>
-          <w:rPr>
-            <w:lang w:val="en_US" w:bidi="en_US"/>
-          </w:rPr>
-          <w:rPr>
-            <w:color w:val="0000EE"/>
-            <w:u w:val="single"/>
-          </w:rPr>
-          <w:t>2 Timothy 3:16–17</w:t>
-        </w:r>
-      </w:hyperlink>
+      <w:r>
+        <w:rPr>
+          <w:lang w:val="en_US" w:bidi="en_US"/>
+        </w:rPr>
+        <w:t>2 Timothy 3:16–17</w:t>
+      </w:r>
       <w:r>
         <w:rPr>
           <w:lang w:val="en_US" w:bidi="en_US"/>
@@ -1742,180 +1394,120 @@
         </w:rPr>
         <w:t>The attention given to the final days of the prophet Elijah (</w:t>
       </w:r>
-      <w:hyperlink r:id="rId69">
-        <w:r>
-          <w:rPr>
-            <w:lang w:val="en_US" w:bidi="en_US"/>
-          </w:rPr>
-          <w:rPr>
-            <w:color w:val="0000EE"/>
-            <w:u w:val="single"/>
-          </w:rPr>
-          <w:t>1:3–17</w:t>
-        </w:r>
-      </w:hyperlink>
+      <w:r>
+        <w:rPr>
+          <w:lang w:val="en_US" w:bidi="en_US"/>
+        </w:rPr>
+        <w:t>1:3–17</w:t>
+      </w:r>
       <w:r>
         <w:rPr>
           <w:lang w:val="en_US" w:bidi="en_US"/>
         </w:rPr>
         <w:t xml:space="preserve">; </w:t>
       </w:r>
-      <w:hyperlink r:id="rId70">
-        <w:r>
-          <w:rPr>
-            <w:lang w:val="en_US" w:bidi="en_US"/>
-          </w:rPr>
-          <w:rPr>
-            <w:color w:val="0000EE"/>
-            <w:u w:val="single"/>
-          </w:rPr>
-          <w:t>2:1–11</w:t>
-        </w:r>
-      </w:hyperlink>
+      <w:r>
+        <w:rPr>
+          <w:lang w:val="en_US" w:bidi="en_US"/>
+        </w:rPr>
+        <w:t>2:1–11</w:t>
+      </w:r>
       <w:r>
         <w:rPr>
           <w:lang w:val="en_US" w:bidi="en_US"/>
         </w:rPr>
         <w:t>) and to Elisha's powerful ministry (</w:t>
       </w:r>
-      <w:hyperlink r:id="rId71">
-        <w:r>
-          <w:rPr>
-            <w:lang w:val="en_US" w:bidi="en_US"/>
-          </w:rPr>
-          <w:rPr>
-            <w:color w:val="0000EE"/>
-            <w:u w:val="single"/>
-          </w:rPr>
-          <w:t>2:12–25</w:t>
-        </w:r>
-      </w:hyperlink>
+      <w:r>
+        <w:rPr>
+          <w:lang w:val="en_US" w:bidi="en_US"/>
+        </w:rPr>
+        <w:t>2:12–25</w:t>
+      </w:r>
       <w:r>
         <w:rPr>
           <w:lang w:val="en_US" w:bidi="en_US"/>
         </w:rPr>
         <w:t xml:space="preserve">; </w:t>
       </w:r>
-      <w:hyperlink r:id="rId72">
-        <w:r>
-          <w:rPr>
-            <w:lang w:val="en_US" w:bidi="en_US"/>
-          </w:rPr>
-          <w:rPr>
-            <w:color w:val="0000EE"/>
-            <w:u w:val="single"/>
-          </w:rPr>
-          <w:t>3:11–19</w:t>
-        </w:r>
-      </w:hyperlink>
+      <w:r>
+        <w:rPr>
+          <w:lang w:val="en_US" w:bidi="en_US"/>
+        </w:rPr>
+        <w:t>3:11–19</w:t>
+      </w:r>
       <w:r>
         <w:rPr>
           <w:lang w:val="en_US" w:bidi="en_US"/>
         </w:rPr>
         <w:t xml:space="preserve">; </w:t>
       </w:r>
-      <w:hyperlink r:id="rId73">
-        <w:r>
-          <w:rPr>
-            <w:lang w:val="en_US" w:bidi="en_US"/>
-          </w:rPr>
-          <w:rPr>
-            <w:color w:val="0000EE"/>
-            <w:u w:val="single"/>
-          </w:rPr>
-          <w:t>4:1–7:2</w:t>
-        </w:r>
-      </w:hyperlink>
+      <w:r>
+        <w:rPr>
+          <w:lang w:val="en_US" w:bidi="en_US"/>
+        </w:rPr>
+        <w:t>4:1–7:2</w:t>
+      </w:r>
       <w:r>
         <w:rPr>
           <w:lang w:val="en_US" w:bidi="en_US"/>
         </w:rPr>
         <w:t xml:space="preserve">; </w:t>
       </w:r>
-      <w:hyperlink r:id="rId74">
-        <w:r>
-          <w:rPr>
-            <w:lang w:val="en_US" w:bidi="en_US"/>
-          </w:rPr>
-          <w:rPr>
-            <w:color w:val="0000EE"/>
-            <w:u w:val="single"/>
-          </w:rPr>
-          <w:t>8:1–2</w:t>
-        </w:r>
-      </w:hyperlink>
+      <w:r>
+        <w:rPr>
+          <w:lang w:val="en_US" w:bidi="en_US"/>
+        </w:rPr>
+        <w:t>8:1–2</w:t>
+      </w:r>
       <w:r>
         <w:rPr>
           <w:lang w:val="en_US" w:bidi="en_US"/>
         </w:rPr>
         <w:t>) emphasizes the importance of sharing God's message with others. Through this message, people can come to know the Lord and enter into a covenant relationship (a binding relationship) with him (</w:t>
       </w:r>
-      <w:hyperlink r:id="rId75">
-        <w:r>
-          <w:rPr>
-            <w:lang w:val="en_US" w:bidi="en_US"/>
-          </w:rPr>
-          <w:rPr>
-            <w:color w:val="0000EE"/>
-            <w:u w:val="single"/>
-          </w:rPr>
-          <w:t>Acts 20:18–21</w:t>
-        </w:r>
-      </w:hyperlink>
+      <w:r>
+        <w:rPr>
+          <w:lang w:val="en_US" w:bidi="en_US"/>
+        </w:rPr>
+        <w:t>Acts 20:18–21</w:t>
+      </w:r>
       <w:r>
         <w:rPr>
           <w:lang w:val="en_US" w:bidi="en_US"/>
         </w:rPr>
         <w:t xml:space="preserve">; </w:t>
       </w:r>
-      <w:hyperlink r:id="rId76">
-        <w:r>
-          <w:rPr>
-            <w:lang w:val="en_US" w:bidi="en_US"/>
-          </w:rPr>
-          <w:rPr>
-            <w:color w:val="0000EE"/>
-            <w:u w:val="single"/>
-          </w:rPr>
-          <w:t>2 Timothy 2:15</w:t>
-        </w:r>
-      </w:hyperlink>
+      <w:r>
+        <w:rPr>
+          <w:lang w:val="en_US" w:bidi="en_US"/>
+        </w:rPr>
+        <w:t>2 Timothy 2:15</w:t>
+      </w:r>
       <w:r>
         <w:rPr>
           <w:lang w:val="en_US" w:bidi="en_US"/>
         </w:rPr>
         <w:t xml:space="preserve">; </w:t>
       </w:r>
-      <w:hyperlink r:id="rId77">
-        <w:r>
-          <w:rPr>
-            <w:lang w:val="en_US" w:bidi="en_US"/>
-          </w:rPr>
-          <w:rPr>
-            <w:color w:val="0000EE"/>
-            <w:u w:val="single"/>
-          </w:rPr>
-          <w:t>4:2</w:t>
-        </w:r>
-      </w:hyperlink>
+      <w:r>
+        <w:rPr>
+          <w:lang w:val="en_US" w:bidi="en_US"/>
+        </w:rPr>
+        <w:t>4:2</w:t>
+      </w:r>
       <w:r>
         <w:rPr>
           <w:lang w:val="en_US" w:bidi="en_US"/>
         </w:rPr>
         <w:t xml:space="preserve">; </w:t>
       </w:r>
-      <w:hyperlink r:id="rId78">
-        <w:r>
-          <w:rPr>
-            <w:lang w:val="en_US" w:bidi="en_US"/>
-          </w:rPr>
-          <w:rPr>
-            <w:color w:val="0000EE"/>
-            <w:u w:val="single"/>
-          </w:rPr>
-          <w:t>2 Corinthians 3:4–6</w:t>
-        </w:r>
-      </w:hyperlink>
+      <w:r>
+        <w:rPr>
+          <w:lang w:val="en_US" w:bidi="en_US"/>
+        </w:rPr>
+        <w:t>2 Corinthians 3:4–6</w:t>
+      </w:r>
       <w:r>
         <w:rPr>
           <w:lang w:val="en_US" w:bidi="en_US"/>
@@ -1936,126 +1528,84 @@
         </w:rPr>
         <w:t>Finally, the failures of even the faithful kings remind God's people to remain faithful to the Lord and continue serving him. As they do, they can experience God's blessings in their lives (</w:t>
       </w:r>
-      <w:hyperlink r:id="rId79">
-        <w:r>
-          <w:rPr>
-            <w:lang w:val="en_US" w:bidi="en_US"/>
-          </w:rPr>
-          <w:rPr>
-            <w:color w:val="0000EE"/>
-            <w:u w:val="single"/>
-          </w:rPr>
-          <w:t>Psalm 84:11</w:t>
-        </w:r>
-      </w:hyperlink>
+      <w:r>
+        <w:rPr>
+          <w:lang w:val="en_US" w:bidi="en_US"/>
+        </w:rPr>
+        <w:t>Psalm 84:11</w:t>
+      </w:r>
       <w:r>
         <w:rPr>
           <w:lang w:val="en_US" w:bidi="en_US"/>
         </w:rPr>
         <w:t xml:space="preserve">; </w:t>
       </w:r>
-      <w:hyperlink r:id="rId80">
-        <w:r>
-          <w:rPr>
-            <w:lang w:val="en_US" w:bidi="en_US"/>
-          </w:rPr>
-          <w:rPr>
-            <w:color w:val="0000EE"/>
-            <w:u w:val="single"/>
-          </w:rPr>
-          <w:t>Romans 14:7–8</w:t>
-        </w:r>
-      </w:hyperlink>
+      <w:r>
+        <w:rPr>
+          <w:lang w:val="en_US" w:bidi="en_US"/>
+        </w:rPr>
+        <w:t>Romans 14:7–8</w:t>
+      </w:r>
       <w:r>
         <w:rPr>
           <w:lang w:val="en_US" w:bidi="en_US"/>
         </w:rPr>
         <w:t>). They should also remember that they will one day stand before God for judgment (</w:t>
       </w:r>
-      <w:hyperlink r:id="rId81">
-        <w:r>
-          <w:rPr>
-            <w:lang w:val="en_US" w:bidi="en_US"/>
-          </w:rPr>
-          <w:rPr>
-            <w:color w:val="0000EE"/>
-            <w:u w:val="single"/>
-          </w:rPr>
-          <w:t>Romans 14:10–11</w:t>
-        </w:r>
-      </w:hyperlink>
+      <w:r>
+        <w:rPr>
+          <w:lang w:val="en_US" w:bidi="en_US"/>
+        </w:rPr>
+        <w:t>Romans 14:10–11</w:t>
+      </w:r>
       <w:r>
         <w:rPr>
           <w:lang w:val="en_US" w:bidi="en_US"/>
         </w:rPr>
         <w:t xml:space="preserve">; </w:t>
       </w:r>
-      <w:hyperlink r:id="rId82">
-        <w:r>
-          <w:rPr>
-            <w:lang w:val="en_US" w:bidi="en_US"/>
-          </w:rPr>
-          <w:rPr>
-            <w:color w:val="0000EE"/>
-            <w:u w:val="single"/>
-          </w:rPr>
-          <w:t>2 Corinthians 5:10</w:t>
-        </w:r>
-      </w:hyperlink>
+      <w:r>
+        <w:rPr>
+          <w:lang w:val="en_US" w:bidi="en_US"/>
+        </w:rPr>
+        <w:t>2 Corinthians 5:10</w:t>
+      </w:r>
       <w:r>
         <w:rPr>
           <w:lang w:val="en_US" w:bidi="en_US"/>
         </w:rPr>
         <w:t>). On that day, God will reward and commend those who have remained faithful to him (</w:t>
       </w:r>
-      <w:hyperlink r:id="rId83">
-        <w:r>
-          <w:rPr>
-            <w:lang w:val="en_US" w:bidi="en_US"/>
-          </w:rPr>
-          <w:rPr>
-            <w:color w:val="0000EE"/>
-            <w:u w:val="single"/>
-          </w:rPr>
-          <w:t>2 Timothy 4:7–8</w:t>
-        </w:r>
-      </w:hyperlink>
+      <w:r>
+        <w:rPr>
+          <w:lang w:val="en_US" w:bidi="en_US"/>
+        </w:rPr>
+        <w:t>2 Timothy 4:7–8</w:t>
+      </w:r>
       <w:r>
         <w:rPr>
           <w:lang w:val="en_US" w:bidi="en_US"/>
         </w:rPr>
         <w:t xml:space="preserve">; </w:t>
       </w:r>
-      <w:hyperlink r:id="rId84">
-        <w:r>
-          <w:rPr>
-            <w:lang w:val="en_US" w:bidi="en_US"/>
-          </w:rPr>
-          <w:rPr>
-            <w:color w:val="0000EE"/>
-            <w:u w:val="single"/>
-          </w:rPr>
-          <w:t>Revelation 2:10</w:t>
-        </w:r>
-      </w:hyperlink>
+      <w:r>
+        <w:rPr>
+          <w:lang w:val="en_US" w:bidi="en_US"/>
+        </w:rPr>
+        <w:t>Revelation 2:10</w:t>
+      </w:r>
       <w:r>
         <w:rPr>
           <w:lang w:val="en_US" w:bidi="en_US"/>
         </w:rPr>
         <w:t xml:space="preserve">; see </w:t>
       </w:r>
-      <w:hyperlink r:id="rId85">
-        <w:r>
-          <w:rPr>
-            <w:lang w:val="en_US" w:bidi="en_US"/>
-          </w:rPr>
-          <w:rPr>
-            <w:color w:val="0000EE"/>
-            <w:u w:val="single"/>
-          </w:rPr>
-          <w:t>Matthew 25:23</w:t>
-        </w:r>
-      </w:hyperlink>
+      <w:r>
+        <w:rPr>
+          <w:lang w:val="en_US" w:bidi="en_US"/>
+        </w:rPr>
+        <w:t>Matthew 25:23</w:t>
+      </w:r>
       <w:r>
         <w:rPr>
           <w:lang w:val="en_US" w:bidi="en_US"/>
